--- a/courseware/LG-Agentic AI for Business Process Automation.docx
+++ b/courseware/LG-Agentic AI for Business Process Automation.docx
@@ -218,7 +218,7 @@
           <w:color w:val="1F6FEB"/>
           <w:sz w:val="24"/>
         </w:rPr>
-        <w:t>Version 1.1</w:t>
+        <w:t>Version 1.2</w:t>
       </w:r>
     </w:p>
     <w:p>
@@ -438,6 +438,64 @@
           </w:p>
         </w:tc>
       </w:tr>
+      <w:tr>
+        <w:tc>
+          <w:tcPr>
+            <w:tcW w:type="dxa" w:w="2160"/>
+          </w:tcPr>
+          <w:p>
+            <w:r/>
+            <w:r>
+              <w:rPr>
+                <w:sz w:val="19"/>
+              </w:rPr>
+              <w:t>1.2</w:t>
+            </w:r>
+          </w:p>
+        </w:tc>
+        <w:tc>
+          <w:tcPr>
+            <w:tcW w:type="dxa" w:w="2160"/>
+          </w:tcPr>
+          <w:p>
+            <w:r/>
+            <w:r>
+              <w:rPr>
+                <w:sz w:val="19"/>
+              </w:rPr>
+              <w:t>1 August 2026</w:t>
+            </w:r>
+          </w:p>
+        </w:tc>
+        <w:tc>
+          <w:tcPr>
+            <w:tcW w:type="dxa" w:w="2160"/>
+          </w:tcPr>
+          <w:p>
+            <w:r/>
+            <w:r>
+              <w:rPr>
+                <w:sz w:val="19"/>
+              </w:rPr>
+              <w:t>Added a screenshot of each lab's application — the four lab websites with their chat widgets open, plus the Lab 1 n8n canvas and sample flyer — to the slide deck and the Learner Guide.</w:t>
+            </w:r>
+          </w:p>
+        </w:tc>
+        <w:tc>
+          <w:tcPr>
+            <w:tcW w:type="dxa" w:w="2160"/>
+          </w:tcPr>
+          <w:p>
+            <w:r/>
+            <w:r>
+              <w:rPr>
+                <w:sz w:val="19"/>
+              </w:rPr>
+              <w:t>Dr. Alfred Ang</w:t>
+            </w:r>
+          </w:p>
+        </w:tc>
+      </w:tr>
     </w:tbl>
     <w:p>
       <w:r>
@@ -627,7 +685,7 @@
         </w:rPr>
         <w:t>Topic 02 — Agentic Chatbot and Human in the Loop</w:t>
         <w:tab/>
-        <w:t>14</w:t>
+        <w:t>16</w:t>
       </w:r>
     </w:p>
     <w:p>
@@ -647,7 +705,7 @@
         </w:rPr>
         <w:t>Lab 3 — Chatbot Webhook (Investment Advisor)</w:t>
         <w:tab/>
-        <w:t>15</w:t>
+        <w:t>16</w:t>
       </w:r>
     </w:p>
     <w:p>
@@ -667,7 +725,7 @@
         </w:rPr>
         <w:t>Lab 4 — Human in the Loop (Client Rapport Assistant)</w:t>
         <w:tab/>
-        <w:t>18</w:t>
+        <w:t>19</w:t>
       </w:r>
     </w:p>
     <w:p>
@@ -686,7 +744,7 @@
         </w:rPr>
         <w:t>Topic 03 — Retrieval-Augmented Generation (RAG)</w:t>
         <w:tab/>
-        <w:t>21</w:t>
+        <w:t>23</w:t>
       </w:r>
     </w:p>
     <w:p>
@@ -706,7 +764,7 @@
         </w:rPr>
         <w:t>Lab 5 — RAG Customer Care Chatbot (Cook &amp; Bake Academy)</w:t>
         <w:tab/>
-        <w:t>23</w:t>
+        <w:t>25</w:t>
       </w:r>
     </w:p>
     <w:p>
@@ -725,7 +783,7 @@
         </w:rPr>
         <w:t>Taking This Back to Work</w:t>
         <w:tab/>
-        <w:t>27</w:t>
+        <w:t>29</w:t>
       </w:r>
     </w:p>
     <w:p>
@@ -744,7 +802,7 @@
         </w:rPr>
         <w:t>Assessment</w:t>
         <w:tab/>
-        <w:t>27</w:t>
+        <w:t>30</w:t>
       </w:r>
     </w:p>
     <w:p>
@@ -763,7 +821,7 @@
         </w:rPr>
         <w:t>Glossary</w:t>
         <w:tab/>
-        <w:t>27</w:t>
+        <w:t>30</w:t>
       </w:r>
     </w:p>
     <w:p>
@@ -2589,7 +2647,7 @@
     </w:p>
     <w:p>
       <w:r>
-        <w:t>Workflow automation · Triggers &amp; actions · LLM agents · Webhooks   (Deck reference: Slides 29–75.)</w:t>
+        <w:t>Workflow automation · Triggers &amp; actions · LLM agents · Webhooks   (Deck reference: Slides 29–78.)</w:t>
       </w:r>
     </w:p>
     <w:p>
@@ -2729,7 +2787,7 @@
     </w:p>
     <w:p>
       <w:r>
-        <w:t>Deck reference: Slides 44–58.</w:t>
+        <w:t>Deck reference: Slides 44–60.</w:t>
       </w:r>
     </w:p>
     <w:p>
@@ -2769,8 +2827,112 @@
       <w:r>
         <w:drawing>
           <wp:inline xmlns:a="http://schemas.openxmlformats.org/drawingml/2006/main" xmlns:pic="http://schemas.openxmlformats.org/drawingml/2006/picture">
+            <wp:extent cx="5669280" cy="2381098"/>
+            <wp:docPr id="5" name="Picture 5"/>
+            <wp:cNvGraphicFramePr>
+              <a:graphicFrameLocks noChangeAspect="1"/>
+            </wp:cNvGraphicFramePr>
+            <a:graphic>
+              <a:graphicData uri="http://schemas.openxmlformats.org/drawingml/2006/picture">
+                <pic:pic>
+                  <pic:nvPicPr>
+                    <pic:cNvPr id="0" name="site-lab1.png"/>
+                    <pic:cNvPicPr/>
+                  </pic:nvPicPr>
+                  <pic:blipFill>
+                    <a:blip r:embed="rId13"/>
+                    <a:stretch>
+                      <a:fillRect/>
+                    </a:stretch>
+                  </pic:blipFill>
+                  <pic:spPr>
+                    <a:xfrm>
+                      <a:off x="0" y="0"/>
+                      <a:ext cx="5669280" cy="2381098"/>
+                    </a:xfrm>
+                    <a:prstGeom prst="rect"/>
+                  </pic:spPr>
+                </pic:pic>
+              </a:graphicData>
+            </a:graphic>
+          </wp:inline>
+        </w:drawing>
+      </w:r>
+    </w:p>
+    <w:p>
+      <w:pPr>
+        <w:jc w:val="center"/>
+      </w:pPr>
+      <w:r>
+        <w:rPr>
+          <w:i/>
+          <w:color w:val="555B66"/>
+          <w:sz w:val="18"/>
+        </w:rPr>
+        <w:t>The finished Lab 1 workflow on the n8n canvas — the Form Trigger fires on each submission and the Gmail node sends the details to the administrator.</w:t>
+      </w:r>
+    </w:p>
+    <w:p>
+      <w:pPr>
+        <w:jc w:val="center"/>
+      </w:pPr>
+      <w:r>
+        <w:drawing>
+          <wp:inline xmlns:a="http://schemas.openxmlformats.org/drawingml/2006/main" xmlns:pic="http://schemas.openxmlformats.org/drawingml/2006/picture">
+            <wp:extent cx="5669280" cy="3188970"/>
+            <wp:docPr id="6" name="Picture 6"/>
+            <wp:cNvGraphicFramePr>
+              <a:graphicFrameLocks noChangeAspect="1"/>
+            </wp:cNvGraphicFramePr>
+            <a:graphic>
+              <a:graphicData uri="http://schemas.openxmlformats.org/drawingml/2006/picture">
+                <pic:pic>
+                  <pic:nvPicPr>
+                    <pic:cNvPr id="0" name="site-lab1-flyer.png"/>
+                    <pic:cNvPicPr/>
+                  </pic:nvPicPr>
+                  <pic:blipFill>
+                    <a:blip r:embed="rId14"/>
+                    <a:stretch>
+                      <a:fillRect/>
+                    </a:stretch>
+                  </pic:blipFill>
+                  <pic:spPr>
+                    <a:xfrm>
+                      <a:off x="0" y="0"/>
+                      <a:ext cx="5669280" cy="3188970"/>
+                    </a:xfrm>
+                    <a:prstGeom prst="rect"/>
+                  </pic:spPr>
+                </pic:pic>
+              </a:graphicData>
+            </a:graphic>
+          </wp:inline>
+        </w:drawing>
+      </w:r>
+    </w:p>
+    <w:p>
+      <w:pPr>
+        <w:jc w:val="center"/>
+      </w:pPr>
+      <w:r>
+        <w:rPr>
+          <w:i/>
+          <w:color w:val="555B66"/>
+          <w:sz w:val="18"/>
+        </w:rPr>
+        <w:t>A sample event flyer from a previous class. The QR code encodes the form's Production URL, so anyone can sign up by scanning it with a phone.</w:t>
+      </w:r>
+    </w:p>
+    <w:p>
+      <w:pPr>
+        <w:jc w:val="center"/>
+      </w:pPr>
+      <w:r>
+        <w:drawing>
+          <wp:inline xmlns:a="http://schemas.openxmlformats.org/drawingml/2006/main" xmlns:pic="http://schemas.openxmlformats.org/drawingml/2006/picture">
             <wp:extent cx="5669280" cy="680314"/>
-            <wp:docPr id="5" name="Picture 5"/>
+            <wp:docPr id="7" name="Picture 7"/>
             <wp:cNvGraphicFramePr>
               <a:graphicFrameLocks noChangeAspect="1"/>
             </wp:cNvGraphicFramePr>
@@ -2782,7 +2944,7 @@
                     <pic:cNvPicPr/>
                   </pic:nvPicPr>
                   <pic:blipFill>
-                    <a:blip r:embed="rId13"/>
+                    <a:blip r:embed="rId15"/>
                     <a:stretch>
                       <a:fillRect/>
                     </a:stretch>
@@ -3416,7 +3578,7 @@
     </w:p>
     <w:p>
       <w:r>
-        <w:t>Deck reference: Slides 59–74.</w:t>
+        <w:t>Deck reference: Slides 61–77.</w:t>
       </w:r>
     </w:p>
     <w:p>
@@ -3456,8 +3618,60 @@
       <w:r>
         <w:drawing>
           <wp:inline xmlns:a="http://schemas.openxmlformats.org/drawingml/2006/main" xmlns:pic="http://schemas.openxmlformats.org/drawingml/2006/picture">
+            <wp:extent cx="5669280" cy="3543300"/>
+            <wp:docPr id="8" name="Picture 8"/>
+            <wp:cNvGraphicFramePr>
+              <a:graphicFrameLocks noChangeAspect="1"/>
+            </wp:cNvGraphicFramePr>
+            <a:graphic>
+              <a:graphicData uri="http://schemas.openxmlformats.org/drawingml/2006/picture">
+                <pic:pic>
+                  <pic:nvPicPr>
+                    <pic:cNvPr id="0" name="site-lab2.png"/>
+                    <pic:cNvPicPr/>
+                  </pic:nvPicPr>
+                  <pic:blipFill>
+                    <a:blip r:embed="rId16"/>
+                    <a:stretch>
+                      <a:fillRect/>
+                    </a:stretch>
+                  </pic:blipFill>
+                  <pic:spPr>
+                    <a:xfrm>
+                      <a:off x="0" y="0"/>
+                      <a:ext cx="5669280" cy="3543300"/>
+                    </a:xfrm>
+                    <a:prstGeom prst="rect"/>
+                  </pic:spPr>
+                </pic:pic>
+              </a:graphicData>
+            </a:graphic>
+          </wp:inline>
+        </w:drawing>
+      </w:r>
+    </w:p>
+    <w:p>
+      <w:pPr>
+        <w:jc w:val="center"/>
+      </w:pPr>
+      <w:r>
+        <w:rPr>
+          <w:i/>
+          <w:color w:val="555B66"/>
+          <w:sz w:val="18"/>
+        </w:rPr>
+        <w:t>The Marina Trust Bank site the webhook sits behind. The applicant submits here, the AI Agent decides, and the page renders the decision as a coloured card.</w:t>
+      </w:r>
+    </w:p>
+    <w:p>
+      <w:pPr>
+        <w:jc w:val="center"/>
+      </w:pPr>
+      <w:r>
+        <w:drawing>
+          <wp:inline xmlns:a="http://schemas.openxmlformats.org/drawingml/2006/main" xmlns:pic="http://schemas.openxmlformats.org/drawingml/2006/picture">
             <wp:extent cx="5669280" cy="937321"/>
-            <wp:docPr id="6" name="Picture 6"/>
+            <wp:docPr id="9" name="Picture 9"/>
             <wp:cNvGraphicFramePr>
               <a:graphicFrameLocks noChangeAspect="1"/>
             </wp:cNvGraphicFramePr>
@@ -3469,7 +3683,7 @@
                     <pic:cNvPicPr/>
                   </pic:nvPicPr>
                   <pic:blipFill>
-                    <a:blip r:embed="rId14"/>
+                    <a:blip r:embed="rId17"/>
                     <a:stretch>
                       <a:fillRect/>
                     </a:stretch>
@@ -4198,7 +4412,7 @@
     </w:p>
     <w:p>
       <w:r>
-        <w:t>Agentic workflows · Chatbots on webhooks · Approval gates · Accountability   (Deck reference: Slides 76–120.)</w:t>
+        <w:t>Agentic workflows · Chatbots on webhooks · Approval gates · Accountability   (Deck reference: Slides 79–125.)</w:t>
       </w:r>
     </w:p>
     <w:p>
@@ -4324,7 +4538,7 @@
     </w:p>
     <w:p>
       <w:r>
-        <w:t>Deck reference: Slides 87–101.</w:t>
+        <w:t>Deck reference: Slides 90–105.</w:t>
       </w:r>
     </w:p>
     <w:p>
@@ -4364,8 +4578,60 @@
       <w:r>
         <w:drawing>
           <wp:inline xmlns:a="http://schemas.openxmlformats.org/drawingml/2006/main" xmlns:pic="http://schemas.openxmlformats.org/drawingml/2006/picture">
+            <wp:extent cx="5669280" cy="3543300"/>
+            <wp:docPr id="10" name="Picture 10"/>
+            <wp:cNvGraphicFramePr>
+              <a:graphicFrameLocks noChangeAspect="1"/>
+            </wp:cNvGraphicFramePr>
+            <a:graphic>
+              <a:graphicData uri="http://schemas.openxmlformats.org/drawingml/2006/picture">
+                <pic:pic>
+                  <pic:nvPicPr>
+                    <pic:cNvPr id="0" name="site-lab3.png"/>
+                    <pic:cNvPicPr/>
+                  </pic:nvPicPr>
+                  <pic:blipFill>
+                    <a:blip r:embed="rId18"/>
+                    <a:stretch>
+                      <a:fillRect/>
+                    </a:stretch>
+                  </pic:blipFill>
+                  <pic:spPr>
+                    <a:xfrm>
+                      <a:off x="0" y="0"/>
+                      <a:ext cx="5669280" cy="3543300"/>
+                    </a:xfrm>
+                    <a:prstGeom prst="rect"/>
+                  </pic:spPr>
+                </pic:pic>
+              </a:graphicData>
+            </a:graphic>
+          </wp:inline>
+        </w:drawing>
+      </w:r>
+    </w:p>
+    <w:p>
+      <w:pPr>
+        <w:jc w:val="center"/>
+      </w:pPr>
+      <w:r>
+        <w:rPr>
+          <w:i/>
+          <w:color w:val="555B66"/>
+          <w:sz w:val="18"/>
+        </w:rPr>
+        <w:t>The Investment Advisor site with the chat widget open. Note the contact gate in action — it asks for the visitor's name before it will answer anything.</w:t>
+      </w:r>
+    </w:p>
+    <w:p>
+      <w:pPr>
+        <w:jc w:val="center"/>
+      </w:pPr>
+      <w:r>
+        <w:drawing>
+          <wp:inline xmlns:a="http://schemas.openxmlformats.org/drawingml/2006/main" xmlns:pic="http://schemas.openxmlformats.org/drawingml/2006/picture">
             <wp:extent cx="5669280" cy="534532"/>
-            <wp:docPr id="7" name="Picture 7"/>
+            <wp:docPr id="11" name="Picture 11"/>
             <wp:cNvGraphicFramePr>
               <a:graphicFrameLocks noChangeAspect="1"/>
             </wp:cNvGraphicFramePr>
@@ -4377,7 +4643,7 @@
                     <pic:cNvPicPr/>
                   </pic:nvPicPr>
                   <pic:blipFill>
-                    <a:blip r:embed="rId15"/>
+                    <a:blip r:embed="rId19"/>
                     <a:stretch>
                       <a:fillRect/>
                     </a:stretch>
@@ -5060,7 +5326,7 @@
     </w:p>
     <w:p>
       <w:r>
-        <w:t>Deck reference: Slides 102–119.</w:t>
+        <w:t>Deck reference: Slides 106–124.</w:t>
       </w:r>
     </w:p>
     <w:p>
@@ -5100,8 +5366,60 @@
       <w:r>
         <w:drawing>
           <wp:inline xmlns:a="http://schemas.openxmlformats.org/drawingml/2006/main" xmlns:pic="http://schemas.openxmlformats.org/drawingml/2006/picture">
+            <wp:extent cx="5669280" cy="3543300"/>
+            <wp:docPr id="12" name="Picture 12"/>
+            <wp:cNvGraphicFramePr>
+              <a:graphicFrameLocks noChangeAspect="1"/>
+            </wp:cNvGraphicFramePr>
+            <a:graphic>
+              <a:graphicData uri="http://schemas.openxmlformats.org/drawingml/2006/picture">
+                <pic:pic>
+                  <pic:nvPicPr>
+                    <pic:cNvPr id="0" name="site-lab4.png"/>
+                    <pic:cNvPicPr/>
+                  </pic:nvPicPr>
+                  <pic:blipFill>
+                    <a:blip r:embed="rId20"/>
+                    <a:stretch>
+                      <a:fillRect/>
+                    </a:stretch>
+                  </pic:blipFill>
+                  <pic:spPr>
+                    <a:xfrm>
+                      <a:off x="0" y="0"/>
+                      <a:ext cx="5669280" cy="3543300"/>
+                    </a:xfrm>
+                    <a:prstGeom prst="rect"/>
+                  </pic:spPr>
+                </pic:pic>
+              </a:graphicData>
+            </a:graphic>
+          </wp:inline>
+        </w:drawing>
+      </w:r>
+    </w:p>
+    <w:p>
+      <w:pPr>
+        <w:jc w:val="center"/>
+      </w:pPr>
+      <w:r>
+        <w:rPr>
+          <w:i/>
+          <w:color w:val="555B66"/>
+          <w:sz w:val="18"/>
+        </w:rPr>
+        <w:t>The Meridian client portal. The widget states plainly that a licensed manager reviews every reply — the human-in-the-loop promise made visible to the client.</w:t>
+      </w:r>
+    </w:p>
+    <w:p>
+      <w:pPr>
+        <w:jc w:val="center"/>
+      </w:pPr>
+      <w:r>
+        <w:drawing>
+          <wp:inline xmlns:a="http://schemas.openxmlformats.org/drawingml/2006/main" xmlns:pic="http://schemas.openxmlformats.org/drawingml/2006/picture">
             <wp:extent cx="5669280" cy="937321"/>
-            <wp:docPr id="8" name="Picture 8"/>
+            <wp:docPr id="13" name="Picture 13"/>
             <wp:cNvGraphicFramePr>
               <a:graphicFrameLocks noChangeAspect="1"/>
             </wp:cNvGraphicFramePr>
@@ -5113,7 +5431,7 @@
                     <pic:cNvPicPr/>
                   </pic:nvPicPr>
                   <pic:blipFill>
-                    <a:blip r:embed="rId16"/>
+                    <a:blip r:embed="rId21"/>
                     <a:stretch>
                       <a:fillRect/>
                     </a:stretch>
@@ -5912,7 +6230,7 @@
     </w:p>
     <w:p>
       <w:r>
-        <w:t>Tokenization · Embeddings · Vector stores · Grounded answers   (Deck reference: Slides 121–153.)</w:t>
+        <w:t>Tokenization · Embeddings · Vector stores · Grounded answers   (Deck reference: Slides 126–159.)</w:t>
       </w:r>
     </w:p>
     <w:p>
@@ -6031,7 +6349,7 @@
         <w:drawing>
           <wp:inline xmlns:a="http://schemas.openxmlformats.org/drawingml/2006/main" xmlns:pic="http://schemas.openxmlformats.org/drawingml/2006/picture">
             <wp:extent cx="5669280" cy="2914918"/>
-            <wp:docPr id="9" name="Picture 9"/>
+            <wp:docPr id="14" name="Picture 14"/>
             <wp:cNvGraphicFramePr>
               <a:graphicFrameLocks noChangeAspect="1"/>
             </wp:cNvGraphicFramePr>
@@ -6043,7 +6361,7 @@
                     <pic:cNvPicPr/>
                   </pic:nvPicPr>
                   <pic:blipFill>
-                    <a:blip r:embed="rId17"/>
+                    <a:blip r:embed="rId22"/>
                     <a:stretch>
                       <a:fillRect/>
                     </a:stretch>
@@ -6083,7 +6401,7 @@
         <w:drawing>
           <wp:inline xmlns:a="http://schemas.openxmlformats.org/drawingml/2006/main" xmlns:pic="http://schemas.openxmlformats.org/drawingml/2006/picture">
             <wp:extent cx="5669280" cy="1774418"/>
-            <wp:docPr id="10" name="Picture 10"/>
+            <wp:docPr id="15" name="Picture 15"/>
             <wp:cNvGraphicFramePr>
               <a:graphicFrameLocks noChangeAspect="1"/>
             </wp:cNvGraphicFramePr>
@@ -6095,7 +6413,7 @@
                     <pic:cNvPicPr/>
                   </pic:nvPicPr>
                   <pic:blipFill>
-                    <a:blip r:embed="rId18"/>
+                    <a:blip r:embed="rId23"/>
                     <a:stretch>
                       <a:fillRect/>
                     </a:stretch>
@@ -6135,7 +6453,7 @@
         <w:drawing>
           <wp:inline xmlns:a="http://schemas.openxmlformats.org/drawingml/2006/main" xmlns:pic="http://schemas.openxmlformats.org/drawingml/2006/picture">
             <wp:extent cx="5669280" cy="3188970"/>
-            <wp:docPr id="11" name="Picture 11"/>
+            <wp:docPr id="16" name="Picture 16"/>
             <wp:cNvGraphicFramePr>
               <a:graphicFrameLocks noChangeAspect="1"/>
             </wp:cNvGraphicFramePr>
@@ -6147,7 +6465,7 @@
                     <pic:cNvPicPr/>
                   </pic:nvPicPr>
                   <pic:blipFill>
-                    <a:blip r:embed="rId19"/>
+                    <a:blip r:embed="rId24"/>
                     <a:stretch>
                       <a:fillRect/>
                     </a:stretch>
@@ -6194,7 +6512,7 @@
     </w:p>
     <w:p>
       <w:r>
-        <w:t>Deck reference: Slides 133–152.</w:t>
+        <w:t>Deck reference: Slides 138–158.</w:t>
       </w:r>
     </w:p>
     <w:p>
@@ -6234,8 +6552,60 @@
       <w:r>
         <w:drawing>
           <wp:inline xmlns:a="http://schemas.openxmlformats.org/drawingml/2006/main" xmlns:pic="http://schemas.openxmlformats.org/drawingml/2006/picture">
+            <wp:extent cx="5669280" cy="3543300"/>
+            <wp:docPr id="17" name="Picture 17"/>
+            <wp:cNvGraphicFramePr>
+              <a:graphicFrameLocks noChangeAspect="1"/>
+            </wp:cNvGraphicFramePr>
+            <a:graphic>
+              <a:graphicData uri="http://schemas.openxmlformats.org/drawingml/2006/picture">
+                <pic:pic>
+                  <pic:nvPicPr>
+                    <pic:cNvPr id="0" name="site-lab5.png"/>
+                    <pic:cNvPicPr/>
+                  </pic:nvPicPr>
+                  <pic:blipFill>
+                    <a:blip r:embed="rId25"/>
+                    <a:stretch>
+                      <a:fillRect/>
+                    </a:stretch>
+                  </pic:blipFill>
+                  <pic:spPr>
+                    <a:xfrm>
+                      <a:off x="0" y="0"/>
+                      <a:ext cx="5669280" cy="3543300"/>
+                    </a:xfrm>
+                    <a:prstGeom prst="rect"/>
+                  </pic:spPr>
+                </pic:pic>
+              </a:graphicData>
+            </a:graphic>
+          </wp:inline>
+        </w:drawing>
+      </w:r>
+    </w:p>
+    <w:p>
+      <w:pPr>
+        <w:jc w:val="center"/>
+      </w:pPr>
+      <w:r>
+        <w:rPr>
+          <w:i/>
+          <w:color w:val="555B66"/>
+          <w:sz w:val="18"/>
+        </w:rPr>
+        <w:t>The Cook &amp; Bake Academy site with the course assistant open. Every answer it gives is grounded in the 20 brochures you ingested into the vector store.</w:t>
+      </w:r>
+    </w:p>
+    <w:p>
+      <w:pPr>
+        <w:jc w:val="center"/>
+      </w:pPr>
+      <w:r>
+        <w:drawing>
+          <wp:inline xmlns:a="http://schemas.openxmlformats.org/drawingml/2006/main" xmlns:pic="http://schemas.openxmlformats.org/drawingml/2006/picture">
             <wp:extent cx="5669280" cy="969642"/>
-            <wp:docPr id="12" name="Picture 12"/>
+            <wp:docPr id="18" name="Picture 18"/>
             <wp:cNvGraphicFramePr>
               <a:graphicFrameLocks noChangeAspect="1"/>
             </wp:cNvGraphicFramePr>
@@ -6247,7 +6617,7 @@
                     <pic:cNvPicPr/>
                   </pic:nvPicPr>
                   <pic:blipFill>
-                    <a:blip r:embed="rId20"/>
+                    <a:blip r:embed="rId26"/>
                     <a:stretch>
                       <a:fillRect/>
                     </a:stretch>
@@ -6287,7 +6657,7 @@
         <w:drawing>
           <wp:inline xmlns:a="http://schemas.openxmlformats.org/drawingml/2006/main" xmlns:pic="http://schemas.openxmlformats.org/drawingml/2006/picture">
             <wp:extent cx="5669280" cy="1124785"/>
-            <wp:docPr id="13" name="Picture 13"/>
+            <wp:docPr id="19" name="Picture 19"/>
             <wp:cNvGraphicFramePr>
               <a:graphicFrameLocks noChangeAspect="1"/>
             </wp:cNvGraphicFramePr>
@@ -6299,7 +6669,7 @@
                     <pic:cNvPicPr/>
                   </pic:nvPicPr>
                   <pic:blipFill>
-                    <a:blip r:embed="rId21"/>
+                    <a:blip r:embed="rId27"/>
                     <a:stretch>
                       <a:fillRect/>
                     </a:stretch>
@@ -7521,7 +7891,7 @@
       </w:r>
     </w:p>
     <w:sectPr>
-      <w:footerReference w:type="default" r:id="rId22"/>
+      <w:footerReference w:type="default" r:id="rId28"/>
       <w:pgSz w:w="12240" w:h="15840"/>
       <w:pgMar w:top="1440" w:right="1800" w:bottom="1440" w:left="1800" w:header="720" w:footer="720" w:gutter="0"/>
       <w:cols w:space="720"/>

--- a/courseware/LG-Agentic AI for Business Process Automation.docx
+++ b/courseware/LG-Agentic AI for Business Process Automation.docx
@@ -1955,7 +1955,7 @@
       <w:r>
         <w:drawing>
           <wp:inline xmlns:a="http://schemas.openxmlformats.org/drawingml/2006/main" xmlns:pic="http://schemas.openxmlformats.org/drawingml/2006/picture">
-            <wp:extent cx="5669280" cy="1896219"/>
+            <wp:extent cx="5669280" cy="1833549"/>
             <wp:docPr id="3" name="Picture 3"/>
             <wp:cNvGraphicFramePr>
               <a:graphicFrameLocks noChangeAspect="1"/>
@@ -1976,7 +1976,7 @@
                   <pic:spPr>
                     <a:xfrm>
                       <a:off x="0" y="0"/>
-                      <a:ext cx="5669280" cy="1896219"/>
+                      <a:ext cx="5669280" cy="1833549"/>
                     </a:xfrm>
                     <a:prstGeom prst="rect"/>
                   </pic:spPr>
@@ -3618,7 +3618,7 @@
       <w:r>
         <w:drawing>
           <wp:inline xmlns:a="http://schemas.openxmlformats.org/drawingml/2006/main" xmlns:pic="http://schemas.openxmlformats.org/drawingml/2006/picture">
-            <wp:extent cx="5669280" cy="3543300"/>
+            <wp:extent cx="5669280" cy="2480310"/>
             <wp:docPr id="8" name="Picture 8"/>
             <wp:cNvGraphicFramePr>
               <a:graphicFrameLocks noChangeAspect="1"/>
@@ -3639,7 +3639,7 @@
                   <pic:spPr>
                     <a:xfrm>
                       <a:off x="0" y="0"/>
-                      <a:ext cx="5669280" cy="3543300"/>
+                      <a:ext cx="5669280" cy="2480310"/>
                     </a:xfrm>
                     <a:prstGeom prst="rect"/>
                   </pic:spPr>
@@ -4553,7 +4553,7 @@
     </w:p>
     <w:p>
       <w:r>
-        <w:t>A Singapore investment advisory firm wants a chatbot on its lead-magnet website. Compliance imposes two non-negotiable rules: no visitor gets an answer until the firm can contact them, and the chatbot must never give financial advice. You build a six-node agentic workflow that enforces both — a contact gate, a fixed FAQ, and a refusal rule.</w:t>
+        <w:t>A Singapore investment advisory firm wants a chatbot on its lead-magnet website. Compliance imposes two non-negotiable rules: no visitor gets an answer until the firm can contact them, and the chatbot must never give financial advice. You build a compact agentic workflow that enforces both — a contact gate, a fixed FAQ, and a refusal rule.</w:t>
       </w:r>
     </w:p>
     <w:p>
@@ -4712,7 +4712,7 @@
           <w:color w:val="555B66"/>
           <w:sz w:val="19"/>
         </w:rPr>
-        <w:t>Six nodes only. The intelligence is in the system message, not in the size of the canvas.</w:t>
+        <w:t>A small canvas. The intelligence is in the system message, not in the number of nodes.</w:t>
       </w:r>
     </w:p>
     <w:p>
@@ -5366,7 +5366,7 @@
       <w:r>
         <w:drawing>
           <wp:inline xmlns:a="http://schemas.openxmlformats.org/drawingml/2006/main" xmlns:pic="http://schemas.openxmlformats.org/drawingml/2006/picture">
-            <wp:extent cx="5669280" cy="3543300"/>
+            <wp:extent cx="5669280" cy="3271647"/>
             <wp:docPr id="12" name="Picture 12"/>
             <wp:cNvGraphicFramePr>
               <a:graphicFrameLocks noChangeAspect="1"/>
@@ -5387,7 +5387,7 @@
                   <pic:spPr>
                     <a:xfrm>
                       <a:off x="0" y="0"/>
-                      <a:ext cx="5669280" cy="3543300"/>
+                      <a:ext cx="5669280" cy="3271647"/>
                     </a:xfrm>
                     <a:prstGeom prst="rect"/>
                   </pic:spPr>

--- a/courseware/LG-Agentic AI for Business Process Automation.docx
+++ b/courseware/LG-Agentic AI for Business Process Automation.docx
@@ -218,7 +218,7 @@
           <w:color w:val="1F6FEB"/>
           <w:sz w:val="24"/>
         </w:rPr>
-        <w:t>Version 1.2</w:t>
+        <w:t>Version 2.0</w:t>
       </w:r>
     </w:p>
     <w:p>
@@ -496,11 +496,70 @@
           </w:p>
         </w:tc>
       </w:tr>
+      <w:tr>
+        <w:tc>
+          <w:tcPr>
+            <w:tcW w:type="dxa" w:w="2160"/>
+          </w:tcPr>
+          <w:p>
+            <w:r/>
+            <w:r>
+              <w:rPr>
+                <w:sz w:val="19"/>
+              </w:rPr>
+              <w:t>2.0</w:t>
+            </w:r>
+          </w:p>
+        </w:tc>
+        <w:tc>
+          <w:tcPr>
+            <w:tcW w:type="dxa" w:w="2160"/>
+          </w:tcPr>
+          <w:p>
+            <w:r/>
+            <w:r>
+              <w:rPr>
+                <w:sz w:val="19"/>
+              </w:rPr>
+              <w:t>8 August 2026</w:t>
+            </w:r>
+          </w:p>
+        </w:tc>
+        <w:tc>
+          <w:tcPr>
+            <w:tcW w:type="dxa" w:w="2160"/>
+          </w:tcPr>
+          <w:p>
+            <w:r/>
+            <w:r>
+              <w:rPr>
+                <w:sz w:val="19"/>
+              </w:rPr>
+              <w:t>Slide deck restyled to the house reference format. Lab step-by-step removed from the deck and now carried only by this guide, with a rendered n8n canvas screenshot per lab. New concept sections: trigger nodes, data-processing nodes, the four components of an AI agent, instruction design with worked examples, model parameters and temperature, MCP, webhooks (GET/POST, Test vs Production URL) and human-in-the-loop with guardrails.</w:t>
+            </w:r>
+          </w:p>
+        </w:tc>
+        <w:tc>
+          <w:tcPr>
+            <w:tcW w:type="dxa" w:w="2160"/>
+          </w:tcPr>
+          <w:p>
+            <w:r/>
+            <w:r>
+              <w:rPr>
+                <w:sz w:val="19"/>
+              </w:rPr>
+              <w:t>Dr. Alfred Ang</w:t>
+            </w:r>
+          </w:p>
+        </w:tc>
+      </w:tr>
     </w:tbl>
     <w:p>
-      <w:r>
-        <w:br w:type="page"/>
-      </w:r>
+      <w:pPr>
+        <w:pageBreakBefore/>
+        <w:spacing w:after="0"/>
+      </w:pPr>
     </w:p>
     <w:p>
       <w:pPr>
@@ -646,7 +705,7 @@
         </w:rPr>
         <w:t>Lab 1 — n8n Trigger and Action (Event Flyer with QR Code)</w:t>
         <w:tab/>
-        <w:t>9</w:t>
+        <w:t>12</w:t>
       </w:r>
     </w:p>
     <w:p>
@@ -666,7 +725,7 @@
         </w:rPr>
         <w:t>Lab 2 — Webhook and AI Agent (Marina Trust Bank Onboarding)</w:t>
         <w:tab/>
-        <w:t>12</w:t>
+        <w:t>15</w:t>
       </w:r>
     </w:p>
     <w:p>
@@ -685,7 +744,7 @@
         </w:rPr>
         <w:t>Topic 02 — Agentic Chatbot and Human in the Loop</w:t>
         <w:tab/>
-        <w:t>16</w:t>
+        <w:t>19</w:t>
       </w:r>
     </w:p>
     <w:p>
@@ -705,7 +764,7 @@
         </w:rPr>
         <w:t>Lab 3 — Chatbot Webhook (Investment Advisor)</w:t>
         <w:tab/>
-        <w:t>16</w:t>
+        <w:t>20</w:t>
       </w:r>
     </w:p>
     <w:p>
@@ -725,7 +784,7 @@
         </w:rPr>
         <w:t>Lab 4 — Human in the Loop (Client Rapport Assistant)</w:t>
         <w:tab/>
-        <w:t>19</w:t>
+        <w:t>23</w:t>
       </w:r>
     </w:p>
     <w:p>
@@ -744,7 +803,7 @@
         </w:rPr>
         <w:t>Topic 03 — Retrieval-Augmented Generation (RAG)</w:t>
         <w:tab/>
-        <w:t>23</w:t>
+        <w:t>27</w:t>
       </w:r>
     </w:p>
     <w:p>
@@ -764,7 +823,7 @@
         </w:rPr>
         <w:t>Lab 5 — RAG Customer Care Chatbot (Cook &amp; Bake Academy)</w:t>
         <w:tab/>
-        <w:t>25</w:t>
+        <w:t>30</w:t>
       </w:r>
     </w:p>
     <w:p>
@@ -783,7 +842,7 @@
         </w:rPr>
         <w:t>Taking This Back to Work</w:t>
         <w:tab/>
-        <w:t>29</w:t>
+        <w:t>35</w:t>
       </w:r>
     </w:p>
     <w:p>
@@ -802,7 +861,7 @@
         </w:rPr>
         <w:t>Assessment</w:t>
         <w:tab/>
-        <w:t>30</w:t>
+        <w:t>35</w:t>
       </w:r>
     </w:p>
     <w:p>
@@ -821,13 +880,14 @@
         </w:rPr>
         <w:t>Glossary</w:t>
         <w:tab/>
-        <w:t>30</w:t>
-      </w:r>
-    </w:p>
-    <w:p>
-      <w:r>
-        <w:br w:type="page"/>
-      </w:r>
+        <w:t>35</w:t>
+      </w:r>
+    </w:p>
+    <w:p>
+      <w:pPr>
+        <w:pageBreakBefore/>
+        <w:spacing w:after="0"/>
+      </w:pPr>
     </w:p>
     <w:p>
       <w:pPr>
@@ -2647,7 +2707,7 @@
     </w:p>
     <w:p>
       <w:r>
-        <w:t>Workflow automation · Triggers &amp; actions · LLM agents · Webhooks   (Deck reference: Slides 29–78.)</w:t>
+        <w:t>Workflow automation · Triggers &amp; actions · LLM agents · Webhooks   (Deck reference: Slides 27–65.)</w:t>
       </w:r>
     </w:p>
     <w:p>
@@ -2766,6 +2826,188 @@
         <w:rPr>
           <w:b/>
         </w:rPr>
+        <w:t xml:space="preserve">Trigger nodes — what may start a workflow — </w:t>
+      </w:r>
+      <w:r>
+        <w:t>The trigger you choose is a statement about who or what is allowed to start the process. Manual Trigger runs on a click, for building and for one-off jobs such as the Lab 5 ingestion. Schedule Trigger runs on a clock. Form Trigger hosts a web form for you, and is Lab 1's front door. Webhook lets an external system call a URL you expose, and is the front door for Labs 2 to 5. Chat Trigger uses n8n's built-in chat window. App and email triggers fire on a new Gmail message, a new Sheets row or a new Drive file.</w:t>
+      </w:r>
+    </w:p>
+    <w:p>
+      <w:pPr>
+        <w:pStyle w:val="ListBullet"/>
+      </w:pPr>
+      <w:r>
+        <w:rPr>
+          <w:b/>
+        </w:rPr>
+        <w:t xml:space="preserve">Data-processing nodes — the workhorses — </w:t>
+      </w:r>
+      <w:r>
+        <w:t>Between the trigger and the output these nodes shape, route and transform the data. Edit Fields (Set) adds, renames or reshapes fields and is the node you reach for first when data is the wrong shape. IF and Switch branch the workflow — Lab 4 uses an IF to split the approved path from the reassignment path. Filter drops non-matching items; Merge combines branches; Split Out and Aggregate convert between one item holding a list and many items. Code runs JavaScript or Python for the small fraction a built-in node cannot do. HTTP Request calls any API on the internet.</w:t>
+      </w:r>
+    </w:p>
+    <w:p>
+      <w:pPr>
+        <w:pStyle w:val="ListBullet"/>
+      </w:pPr>
+      <w:r>
+        <w:rPr>
+          <w:b/>
+        </w:rPr>
+        <w:t xml:space="preserve">Where the data goes — </w:t>
+      </w:r>
+      <w:r>
+        <w:t>Google Sheets is the audit log in Labs 2 and 4 — Append Row is the workhorse operation. Gmail sends a message, and in Lab 4 its Send and Wait for Response operation turns email into an approval gate. A Vector Store holds embeddings for RAG. Respond to Webhook returns data to whoever called the webhook, which is what lets a web page render the agent's answer.</w:t>
+      </w:r>
+    </w:p>
+    <w:p>
+      <w:pPr>
+        <w:pStyle w:val="ListBullet"/>
+      </w:pPr>
+      <w:r>
+        <w:rPr>
+          <w:b/>
+        </w:rPr>
+        <w:t xml:space="preserve">The four components of an AI agent — </w:t>
+      </w:r>
+      <w:r>
+        <w:t>Every agent in this course is exactly four parts around one hub. The MODEL is the LLM that interprets language, reasons and chooses the next step. MEMORY keeps the conversation so a follow-up question still makes sense, keyed on a session ID. TOOLS are the abilities it may use — look up a Sheets row, search a vector store, send an email, call an API. INSTRUCTIONS are the system message: identity, scope, rules and refusals, always in force on every turn. Change any one of the four and you have a different agent.</w:t>
+      </w:r>
+    </w:p>
+    <w:p>
+      <w:pPr>
+        <w:pStyle w:val="ListBullet"/>
+      </w:pPr>
+      <w:r>
+        <w:rPr>
+          <w:b/>
+        </w:rPr>
+        <w:t xml:space="preserve">Model parameters — temperature and friends — </w:t>
+      </w:r>
+      <w:r>
+        <w:t>Settings on the chat-model node shape HOW the model answers, and the most important is temperature. A temperature of 0 to 0.3 is deterministic and repeatable — use it for classification, compliance decisions and data extraction, that is, any automation that must give the same answer twice. Around 0.7 is balanced and natural-sounding, the usual default for a customer-facing assistant. Above 1.0 is creative and surprising, suitable for marketing copy and never for a decision you must defend. Top-p is an alternative sampling control — tune temperature or top-p, never both. Max tokens caps the reply length and so caps your cost. Lab 3 uses temperature 0.2 so a compliance-bound chatbot refuses the same way every time.</w:t>
+      </w:r>
+    </w:p>
+    <w:p>
+      <w:pPr>
+        <w:pStyle w:val="ListBullet"/>
+      </w:pPr>
+      <w:r>
+        <w:rPr>
+          <w:b/>
+        </w:rPr>
+        <w:t xml:space="preserve">Popular LLM providers — </w:t>
+      </w:r>
+      <w:r>
+        <w:t>Any chat model plugs into the same AI Agent node, so you can swap the brain and keep the agent. This course uses Google Gemini, which also supplies the embeddings in Lab 5. OpenAI (gpt-4.1 and the cheaper mini tier), Anthropic Claude, Meta Llama and Mistral are all commonly used. Pick by task: small fast models for classification and guardrails, larger models for reasoning.</w:t>
+      </w:r>
+    </w:p>
+    <w:p>
+      <w:pPr>
+        <w:pStyle w:val="ListBullet"/>
+      </w:pPr>
+      <w:r>
+        <w:rPr>
+          <w:b/>
+        </w:rPr>
+        <w:t xml:space="preserve">Tools — and why the description matters — </w:t>
+      </w:r>
+      <w:r>
+        <w:t>Tools attach to the agent's Tool input, and the model decides when to call one based on the DESCRIPTION you write. Write that description for the model, not for a developer. Lab 2 attaches three tools — check for a duplicate customer, create the customer record, send the confirmation — and you can watch the agent choose between them on the canvas.</w:t>
+      </w:r>
+    </w:p>
+    <w:p>
+      <w:pPr>
+        <w:pStyle w:val="ListBullet"/>
+      </w:pPr>
+      <w:r>
+        <w:rPr>
+          <w:b/>
+        </w:rPr>
+        <w:t xml:space="preserve">Instructions — the four parts that constrain — </w:t>
+      </w:r>
+      <w:r>
+        <w:t>Every good agent instruction states four things. IDENTITY: who the agent is and for whom. SOURCE RULES: where answers may come from, for example 'answer only from the brochures returned by the tool'. REFUSALS: what is out of bounds, stated explicitly. ESCALATION: what to do at the boundary, for example 'if unsure, say so and offer a consultation'. Vague instructions produce confident wrong answers — every rule you skip, the model improvises.</w:t>
+      </w:r>
+    </w:p>
+    <w:p>
+      <w:pPr>
+        <w:pStyle w:val="ListBullet"/>
+      </w:pPr>
+      <w:r>
+        <w:rPr>
+          <w:b/>
+        </w:rPr>
+        <w:t xml:space="preserve">Good and bad instructions compared — </w:t>
+      </w:r>
+      <w:r>
+        <w:t>A bad instruction reads 'You are a helpful assistant. Answer the user's questions politely.' It has no identity, no source rules, no refusals and no escalation, so it will invent a course fee and guarantee an investment return — politely. A good instruction names the firm, limits the topics, points at a specific tool for factual questions, lists the prohibitions, and says what to do when unsure. The test is simple: you can try to break each line of a good instruction, and you cannot even test a vague one.</w:t>
+      </w:r>
+    </w:p>
+    <w:p>
+      <w:pPr>
+        <w:pStyle w:val="ListBullet"/>
+      </w:pPr>
+      <w:r>
+        <w:rPr>
+          <w:b/>
+        </w:rPr>
+        <w:t xml:space="preserve">MCP — the Model Context Protocol — </w:t>
+      </w:r>
+      <w:r>
+        <w:t>MCP is an open standard that gives agents a common plug for tools and data. Without it, every agent needs a custom integration for every tool: N agents and M tools means N times M connectors to build and maintain. With MCP you build one MCP server per system and any MCP-capable agent can use it — N plus M pieces, and the tools become reusable. It is often described as USB-C for AI tools. n8n sits on both sides: the MCP Server Trigger exposes your n8n workflows AS tools that Claude or an IDE can call, and the MCP Client Tool attaches external MCP servers to your own n8n agent.</w:t>
+      </w:r>
+    </w:p>
+    <w:p>
+      <w:pPr>
+        <w:pStyle w:val="ListBullet"/>
+      </w:pPr>
+      <w:r>
+        <w:rPr>
+          <w:b/>
+        </w:rPr>
+        <w:t xml:space="preserve">Webhooks — GET vs POST — </w:t>
+      </w:r>
+      <w:r>
+        <w:t>The HTTP method is part of the contract with the caller. With GET the data rides in the URL query string, for example ?email=alice@corp.com, so a browser can call it just by visiting the URL; you read it in n8n as {{ $json.query.email }}. GET suits a dashboard pulling data to display. With POST the data rides in the request body as JSON, which is what a web form or a chat widget sends; you read it as {{ $json.body.message }}. Every lab website in this course POSTs. Set the method on the Webhook node, and the caller must match it exactly.</w:t>
+      </w:r>
+    </w:p>
+    <w:p>
+      <w:pPr>
+        <w:pStyle w:val="ListBullet"/>
+      </w:pPr>
+      <w:r>
+        <w:rPr>
+          <w:b/>
+        </w:rPr>
+        <w:t xml:space="preserve">Webhook Test URL vs Production URL — </w:t>
+      </w:r>
+      <w:r>
+        <w:t>Every Webhook node gives you two URLs, and confusing them is the single most common webhook bug. The Test URL (/webhook-test/…) works only while you have clicked 'Listen for test event', handles exactly one call and then stops, shows the run live on the canvas, and dies when you leave the editor. The Production URL (/webhook/…) requires the workflow to be Active, is always on, accepts unlimited calls, and logs its runs under Executions rather than drawing them on the canvas. Your website must call the Production URL of an Active workflow.</w:t>
+      </w:r>
+    </w:p>
+    <w:p>
+      <w:pPr>
+        <w:pStyle w:val="ListBullet"/>
+      </w:pPr>
+      <w:r>
+        <w:rPr>
+          <w:b/>
+        </w:rPr>
+        <w:t xml:space="preserve">Configuring the Webhook node — </w:t>
+      </w:r>
+      <w:r>
+        <w:t>Four settings decide whether a browser's call succeeds. METHOD AND PATH give you the URL. ALLOWED ORIGINS (CORS) must permit the calling page, or the workflow will run perfectly and the browser will still refuse to read the reply — the classic 'Failed to fetch'. Set it to * in class and never in production. RESPONSE MODE should be 'Using Respond to Webhook Node' in every lab here, so the agent's answer travels back instead of an immediate 200 OK. AUTHENTICATION can be None for a demo, but Basic, Header or JWT for anything real — a public URL is a public door, and every call costs you model tokens.</w:t>
+      </w:r>
+    </w:p>
+    <w:p>
+      <w:pPr>
+        <w:pStyle w:val="ListBullet"/>
+      </w:pPr>
+      <w:r>
+        <w:rPr>
+          <w:b/>
+        </w:rPr>
         <w:t xml:space="preserve">Structured output — </w:t>
       </w:r>
       <w:r>
@@ -2787,7 +3029,7 @@
     </w:p>
     <w:p>
       <w:r>
-        <w:t>Deck reference: Slides 44–60.</w:t>
+        <w:t>Deck reference: Slides 58–61.</w:t>
       </w:r>
     </w:p>
     <w:p>
@@ -2925,13 +3167,23 @@
       </w:r>
     </w:p>
     <w:p>
+      <w:r>
+        <w:rPr>
+          <w:b/>
+          <w:color w:val="1F6FEB"/>
+          <w:sz w:val="22"/>
+        </w:rPr>
+        <w:t>The workflow on the n8n canvas</w:t>
+      </w:r>
+    </w:p>
+    <w:p>
       <w:pPr>
         <w:jc w:val="center"/>
       </w:pPr>
       <w:r>
         <w:drawing>
           <wp:inline xmlns:a="http://schemas.openxmlformats.org/drawingml/2006/main" xmlns:pic="http://schemas.openxmlformats.org/drawingml/2006/picture">
-            <wp:extent cx="5669280" cy="680314"/>
+            <wp:extent cx="5669280" cy="2598791"/>
             <wp:docPr id="7" name="Picture 7"/>
             <wp:cNvGraphicFramePr>
               <a:graphicFrameLocks noChangeAspect="1"/>
@@ -2940,7 +3192,7 @@
               <a:graphicData uri="http://schemas.openxmlformats.org/drawingml/2006/picture">
                 <pic:pic>
                   <pic:nvPicPr>
-                    <pic:cNvPr id="0" name="flow-lab1.png"/>
+                    <pic:cNvPr id="0" name="canvas-lab1.png"/>
                     <pic:cNvPicPr/>
                   </pic:nvPicPr>
                   <pic:blipFill>
@@ -2952,7 +3204,7 @@
                   <pic:spPr>
                     <a:xfrm>
                       <a:off x="0" y="0"/>
-                      <a:ext cx="5669280" cy="680314"/>
+                      <a:ext cx="5669280" cy="2598791"/>
                     </a:xfrm>
                     <a:prstGeom prst="rect"/>
                   </pic:spPr>
@@ -2973,7 +3225,7 @@
           <w:color w:val="555B66"/>
           <w:sz w:val="18"/>
         </w:rPr>
-        <w:t>Lab 1 — Form Trigger to Gmail.</w:t>
+        <w:t>The Lab 1 workflow on the n8n canvas. Two nodes: the Form Trigger decides WHEN the workflow runs, and the Gmail node decides WHAT it does.</w:t>
       </w:r>
     </w:p>
     <w:p>
@@ -3578,7 +3830,7 @@
     </w:p>
     <w:p>
       <w:r>
-        <w:t>Deck reference: Slides 61–77.</w:t>
+        <w:t>Deck reference: Slides 62–64.</w:t>
       </w:r>
     </w:p>
     <w:p>
@@ -3664,13 +3916,23 @@
       </w:r>
     </w:p>
     <w:p>
+      <w:r>
+        <w:rPr>
+          <w:b/>
+          <w:color w:val="1F6FEB"/>
+          <w:sz w:val="22"/>
+        </w:rPr>
+        <w:t>The workflow on the n8n canvas</w:t>
+      </w:r>
+    </w:p>
+    <w:p>
       <w:pPr>
         <w:jc w:val="center"/>
       </w:pPr>
       <w:r>
         <w:drawing>
           <wp:inline xmlns:a="http://schemas.openxmlformats.org/drawingml/2006/main" xmlns:pic="http://schemas.openxmlformats.org/drawingml/2006/picture">
-            <wp:extent cx="5669280" cy="937321"/>
+            <wp:extent cx="5669280" cy="1738361"/>
             <wp:docPr id="9" name="Picture 9"/>
             <wp:cNvGraphicFramePr>
               <a:graphicFrameLocks noChangeAspect="1"/>
@@ -3679,7 +3941,7 @@
               <a:graphicData uri="http://schemas.openxmlformats.org/drawingml/2006/picture">
                 <pic:pic>
                   <pic:nvPicPr>
-                    <pic:cNvPr id="0" name="flow-lab2.png"/>
+                    <pic:cNvPr id="0" name="canvas-lab2.png"/>
                     <pic:cNvPicPr/>
                   </pic:nvPicPr>
                   <pic:blipFill>
@@ -3691,7 +3953,7 @@
                   <pic:spPr>
                     <a:xfrm>
                       <a:off x="0" y="0"/>
-                      <a:ext cx="5669280" cy="937321"/>
+                      <a:ext cx="5669280" cy="1738361"/>
                     </a:xfrm>
                     <a:prstGeom prst="rect"/>
                   </pic:spPr>
@@ -3712,7 +3974,7 @@
           <w:color w:val="555B66"/>
           <w:sz w:val="18"/>
         </w:rPr>
-        <w:t>Lab 2 — webhook, agent and its three Google Sheets / Gmail tools.</w:t>
+        <w:t>The Lab 2 workflow on the n8n canvas. The main chain runs left to right; the chat model, output parser and three tools hang below the agent on its Tool input.</w:t>
       </w:r>
     </w:p>
     <w:p>
@@ -4412,7 +4674,7 @@
     </w:p>
     <w:p>
       <w:r>
-        <w:t>Agentic workflows · Chatbots on webhooks · Approval gates · Accountability   (Deck reference: Slides 79–125.)</w:t>
+        <w:t>Agentic workflows · Chatbots on webhooks · Approval gates · Accountability   (Deck reference: Slides 66–77.)</w:t>
       </w:r>
     </w:p>
     <w:p>
@@ -4517,6 +4779,48 @@
         <w:rPr>
           <w:b/>
         </w:rPr>
+        <w:t xml:space="preserve">Human in, on, and out of the loop — </w:t>
+      </w:r>
+      <w:r>
+        <w:t>There are three levels of human oversight, and the design question is which one a given process deserves. Human IN the loop means the workflow pauses and a named person must approve before the action happens — nothing reaches the customer unauthorised, which is Lab 4. Human ON the loop means the agent acts immediately while a person monitors and can intervene or reverse it, which suits high volume with low individual risk. Human OUT of the loop is fully autonomous, and is acceptable only where an error is cheap, reversible and detectable — never where money or a regulator is involved.</w:t>
+      </w:r>
+    </w:p>
+    <w:p>
+      <w:pPr>
+        <w:pStyle w:val="ListBullet"/>
+      </w:pPr>
+      <w:r>
+        <w:rPr>
+          <w:b/>
+        </w:rPr>
+        <w:t xml:space="preserve">How an approval suspends a running workflow — </w:t>
+      </w:r>
+      <w:r>
+        <w:t>A Send-and-Wait node stops the execution mid-flight. Look at the canvas and the run is genuinely sitting on the approval node; n8n holds the state, and it will wait for days if it has to. The Approve and Decline buttons in the email are simply two URLs, so clicking one resumes the execution down that branch and the approver has no new application to learn. A decline is a reassignment rather than a deletion, because someone still owes the client an answer.</w:t>
+      </w:r>
+    </w:p>
+    <w:p>
+      <w:pPr>
+        <w:pStyle w:val="ListBullet"/>
+      </w:pPr>
+      <w:r>
+        <w:rPr>
+          <w:b/>
+        </w:rPr>
+        <w:t xml:space="preserve">Guardrails — two gates around the agent — </w:t>
+      </w:r>
+      <w:r>
+        <w:t>Instructions shape what the agent intends; guardrails check what actually goes in and comes out. An INPUT guardrail screens the incoming message before the model ever sees it: block prompt injection such as 'ignore your instructions and…', strip personal data you must not process, and rate-limit and authenticate, because a public webhook is a public door. An OUTPUT guardrail checks the reply before it reaches a person: look for phrases you have banned such as guarantees and forecasts, validate the structured fields against the values you allow, and on any doubt route to a human rather than sending. Enforcing the same rule in the prompt AND in the workflow is deliberate redundancy — only one of the two runs on a machine you control.</w:t>
+      </w:r>
+    </w:p>
+    <w:p>
+      <w:pPr>
+        <w:pStyle w:val="ListBullet"/>
+      </w:pPr>
+      <w:r>
+        <w:rPr>
+          <w:b/>
+        </w:rPr>
         <w:t xml:space="preserve">The accountability trail — </w:t>
       </w:r>
       <w:r>
@@ -4538,7 +4842,7 @@
     </w:p>
     <w:p>
       <w:r>
-        <w:t>Deck reference: Slides 90–105.</w:t>
+        <w:t>Deck reference: Slides 71–73.</w:t>
       </w:r>
     </w:p>
     <w:p>
@@ -4624,13 +4928,23 @@
       </w:r>
     </w:p>
     <w:p>
+      <w:r>
+        <w:rPr>
+          <w:b/>
+          <w:color w:val="1F6FEB"/>
+          <w:sz w:val="22"/>
+        </w:rPr>
+        <w:t>The workflow on the n8n canvas</w:t>
+      </w:r>
+    </w:p>
+    <w:p>
       <w:pPr>
         <w:jc w:val="center"/>
       </w:pPr>
       <w:r>
         <w:drawing>
           <wp:inline xmlns:a="http://schemas.openxmlformats.org/drawingml/2006/main" xmlns:pic="http://schemas.openxmlformats.org/drawingml/2006/picture">
-            <wp:extent cx="5669280" cy="534532"/>
+            <wp:extent cx="5669280" cy="1984818"/>
             <wp:docPr id="11" name="Picture 11"/>
             <wp:cNvGraphicFramePr>
               <a:graphicFrameLocks noChangeAspect="1"/>
@@ -4639,7 +4953,7 @@
               <a:graphicData uri="http://schemas.openxmlformats.org/drawingml/2006/picture">
                 <pic:pic>
                   <pic:nvPicPr>
-                    <pic:cNvPr id="0" name="flow-lab3.png"/>
+                    <pic:cNvPr id="0" name="canvas-lab3.png"/>
                     <pic:cNvPicPr/>
                   </pic:nvPicPr>
                   <pic:blipFill>
@@ -4651,7 +4965,7 @@
                   <pic:spPr>
                     <a:xfrm>
                       <a:off x="0" y="0"/>
-                      <a:ext cx="5669280" cy="534532"/>
+                      <a:ext cx="5669280" cy="1984818"/>
                     </a:xfrm>
                     <a:prstGeom prst="rect"/>
                   </pic:spPr>
@@ -4672,7 +4986,7 @@
           <w:color w:val="555B66"/>
           <w:sz w:val="18"/>
         </w:rPr>
-        <w:t>Lab 3 — chat webhook, agent with memory, reply.</w:t>
+        <w:t>The Lab 3 workflow on the n8n canvas. A small graph: webhook in, normalise, the agent with its chat model and session memory, then the reply back out.</w:t>
       </w:r>
     </w:p>
     <w:p>
@@ -5326,7 +5640,7 @@
     </w:p>
     <w:p>
       <w:r>
-        <w:t>Deck reference: Slides 106–124.</w:t>
+        <w:t>Deck reference: Slides 74–76.</w:t>
       </w:r>
     </w:p>
     <w:p>
@@ -5412,13 +5726,23 @@
       </w:r>
     </w:p>
     <w:p>
+      <w:r>
+        <w:rPr>
+          <w:b/>
+          <w:color w:val="1F6FEB"/>
+          <w:sz w:val="22"/>
+        </w:rPr>
+        <w:t>The workflow on the n8n canvas</w:t>
+      </w:r>
+    </w:p>
+    <w:p>
       <w:pPr>
         <w:jc w:val="center"/>
       </w:pPr>
       <w:r>
         <w:drawing>
           <wp:inline xmlns:a="http://schemas.openxmlformats.org/drawingml/2006/main" xmlns:pic="http://schemas.openxmlformats.org/drawingml/2006/picture">
-            <wp:extent cx="5669280" cy="937321"/>
+            <wp:extent cx="5669280" cy="1751834"/>
             <wp:docPr id="13" name="Picture 13"/>
             <wp:cNvGraphicFramePr>
               <a:graphicFrameLocks noChangeAspect="1"/>
@@ -5427,7 +5751,7 @@
               <a:graphicData uri="http://schemas.openxmlformats.org/drawingml/2006/picture">
                 <pic:pic>
                   <pic:nvPicPr>
-                    <pic:cNvPr id="0" name="flow-lab4.png"/>
+                    <pic:cNvPr id="0" name="canvas-lab4.png"/>
                     <pic:cNvPicPr/>
                   </pic:nvPicPr>
                   <pic:blipFill>
@@ -5439,7 +5763,7 @@
                   <pic:spPr>
                     <a:xfrm>
                       <a:off x="0" y="0"/>
-                      <a:ext cx="5669280" cy="937321"/>
+                      <a:ext cx="5669280" cy="1751834"/>
                     </a:xfrm>
                     <a:prstGeom prst="rect"/>
                   </pic:spPr>
@@ -5460,7 +5784,7 @@
           <w:color w:val="555B66"/>
           <w:sz w:val="18"/>
         </w:rPr>
-        <w:t>Lab 4 — the agent drafts (top row); a human approves or declines (bottom row).</w:t>
+        <w:t>Everything up to RM Approval is the agent's territory; the IF node after it splits into the approved path (top) and the reassignment path (bottom).</w:t>
       </w:r>
     </w:p>
     <w:p>
@@ -6230,7 +6554,7 @@
     </w:p>
     <w:p>
       <w:r>
-        <w:t>Tokenization · Embeddings · Vector stores · Grounded answers   (Deck reference: Slides 126–159.)</w:t>
+        <w:t>Tokenization · Embeddings · Vector stores · Grounded answers   (Deck reference: Slides 78–90.)</w:t>
       </w:r>
     </w:p>
     <w:p>
@@ -6512,7 +6836,7 @@
     </w:p>
     <w:p>
       <w:r>
-        <w:t>Deck reference: Slides 138–158.</w:t>
+        <w:t>Deck reference: Slides 87–90.</w:t>
       </w:r>
     </w:p>
     <w:p>
@@ -6598,13 +6922,23 @@
       </w:r>
     </w:p>
     <w:p>
+      <w:r>
+        <w:rPr>
+          <w:b/>
+          <w:color w:val="1F6FEB"/>
+          <w:sz w:val="22"/>
+        </w:rPr>
+        <w:t>The workflow on the n8n canvas</w:t>
+      </w:r>
+    </w:p>
+    <w:p>
       <w:pPr>
         <w:jc w:val="center"/>
       </w:pPr>
       <w:r>
         <w:drawing>
           <wp:inline xmlns:a="http://schemas.openxmlformats.org/drawingml/2006/main" xmlns:pic="http://schemas.openxmlformats.org/drawingml/2006/picture">
-            <wp:extent cx="5669280" cy="969642"/>
+            <wp:extent cx="5669280" cy="1978033"/>
             <wp:docPr id="18" name="Picture 18"/>
             <wp:cNvGraphicFramePr>
               <a:graphicFrameLocks noChangeAspect="1"/>
@@ -6613,7 +6947,7 @@
               <a:graphicData uri="http://schemas.openxmlformats.org/drawingml/2006/picture">
                 <pic:pic>
                   <pic:nvPicPr>
-                    <pic:cNvPr id="0" name="flow-lab5-ingest.png"/>
+                    <pic:cNvPr id="0" name="canvas-lab5-ingest.png"/>
                     <pic:cNvPicPr/>
                   </pic:nvPicPr>
                   <pic:blipFill>
@@ -6625,7 +6959,7 @@
                   <pic:spPr>
                     <a:xfrm>
                       <a:off x="0" y="0"/>
-                      <a:ext cx="5669280" cy="969642"/>
+                      <a:ext cx="5669280" cy="1978033"/>
                     </a:xfrm>
                     <a:prstGeom prst="rect"/>
                   </pic:spPr>
@@ -6646,7 +6980,7 @@
           <w:color w:val="555B66"/>
           <w:sz w:val="18"/>
         </w:rPr>
-        <w:t>Lab 5 — ingestion: list, download, split, embed and store the brochures.</w:t>
+        <w:t>The ingestion workflow on the n8n canvas — run ONCE by hand. Twenty brochures are listed, downloaded, split, embedded and inserted into the vector store.</w:t>
       </w:r>
     </w:p>
     <w:p>
@@ -6656,7 +6990,7 @@
       <w:r>
         <w:drawing>
           <wp:inline xmlns:a="http://schemas.openxmlformats.org/drawingml/2006/main" xmlns:pic="http://schemas.openxmlformats.org/drawingml/2006/picture">
-            <wp:extent cx="5669280" cy="1124785"/>
+            <wp:extent cx="5669280" cy="2134729"/>
             <wp:docPr id="19" name="Picture 19"/>
             <wp:cNvGraphicFramePr>
               <a:graphicFrameLocks noChangeAspect="1"/>
@@ -6665,7 +6999,7 @@
               <a:graphicData uri="http://schemas.openxmlformats.org/drawingml/2006/picture">
                 <pic:pic>
                   <pic:nvPicPr>
-                    <pic:cNvPr id="0" name="flow-lab5-agent.png"/>
+                    <pic:cNvPr id="0" name="canvas-lab5-agent.png"/>
                     <pic:cNvPicPr/>
                   </pic:nvPicPr>
                   <pic:blipFill>
@@ -6677,7 +7011,7 @@
                   <pic:spPr>
                     <a:xfrm>
                       <a:off x="0" y="0"/>
-                      <a:ext cx="5669280" cy="1124785"/>
+                      <a:ext cx="5669280" cy="2134729"/>
                     </a:xfrm>
                     <a:prstGeom prst="rect"/>
                   </pic:spPr>
@@ -6698,7 +7032,7 @@
           <w:color w:val="555B66"/>
           <w:sz w:val="18"/>
         </w:rPr>
-        <w:t>Lab 5 — answering: retrieve the nearest brochures, then answer from them.</w:t>
+        <w:t>The answering workflow on the n8n canvas — runs on EVERY question. The Query Data Tool and its embedding model hang below the agent.</w:t>
       </w:r>
     </w:p>
     <w:p>

--- a/courseware/LG-Agentic AI for Business Process Automation.docx
+++ b/courseware/LG-Agentic AI for Business Process Automation.docx
@@ -218,7 +218,7 @@
           <w:color w:val="1F6FEB"/>
           <w:sz w:val="24"/>
         </w:rPr>
-        <w:t>Version 2.0</w:t>
+        <w:t>Version 2.1</w:t>
       </w:r>
     </w:p>
     <w:p>
@@ -554,6 +554,64 @@
           </w:p>
         </w:tc>
       </w:tr>
+      <w:tr>
+        <w:tc>
+          <w:tcPr>
+            <w:tcW w:type="dxa" w:w="2160"/>
+          </w:tcPr>
+          <w:p>
+            <w:r/>
+            <w:r>
+              <w:rPr>
+                <w:sz w:val="19"/>
+              </w:rPr>
+              <w:t>2.1</w:t>
+            </w:r>
+          </w:p>
+        </w:tc>
+        <w:tc>
+          <w:tcPr>
+            <w:tcW w:type="dxa" w:w="2160"/>
+          </w:tcPr>
+          <w:p>
+            <w:r/>
+            <w:r>
+              <w:rPr>
+                <w:sz w:val="19"/>
+              </w:rPr>
+              <w:t>15 October 2026</w:t>
+            </w:r>
+          </w:p>
+        </w:tc>
+        <w:tc>
+          <w:tcPr>
+            <w:tcW w:type="dxa" w:w="2160"/>
+          </w:tcPr>
+          <w:p>
+            <w:r/>
+            <w:r>
+              <w:rPr>
+                <w:sz w:val="19"/>
+              </w:rPr>
+              <w:t>Topic 1 now opens with the modern view of agentic automation, replacing the separate Foundation section: a brief history of AI 2023–2026 (prompt, context and harness engineering to AI agents), agentic AI vs AI agents, workflow first vs AI first, the trend of using Claude Code and Codex to build workflows, the five principles of AI security and why workflow first is more secure, and the business value of workflow-first agentic automation.</w:t>
+            </w:r>
+          </w:p>
+        </w:tc>
+        <w:tc>
+          <w:tcPr>
+            <w:tcW w:type="dxa" w:w="2160"/>
+          </w:tcPr>
+          <w:p>
+            <w:r/>
+            <w:r>
+              <w:rPr>
+                <w:sz w:val="19"/>
+              </w:rPr>
+              <w:t>Dr. Alfred Ang</w:t>
+            </w:r>
+          </w:p>
+        </w:tc>
+      </w:tr>
     </w:tbl>
     <w:p>
       <w:pPr>
@@ -590,7 +648,7 @@
         </w:rPr>
         <w:t>Introduction</w:t>
         <w:tab/>
-        <w:t>4</w:t>
+        <w:t>5</w:t>
       </w:r>
     </w:p>
     <w:p>
@@ -609,7 +667,7 @@
         </w:rPr>
         <w:t>Course Learning Outcomes</w:t>
         <w:tab/>
-        <w:t>4</w:t>
+        <w:t>5</w:t>
       </w:r>
     </w:p>
     <w:p>
@@ -628,7 +686,7 @@
         </w:rPr>
         <w:t>Skills Framework Alignment</w:t>
         <w:tab/>
-        <w:t>4</w:t>
+        <w:t>5</w:t>
       </w:r>
     </w:p>
     <w:p>
@@ -647,25 +705,6 @@
         </w:rPr>
         <w:t>Before You Start — Environment Setup</w:t>
         <w:tab/>
-        <w:t>5</w:t>
-      </w:r>
-    </w:p>
-    <w:p>
-      <w:pPr>
-        <w:tabs>
-          <w:tab w:pos="9072" w:val="right" w:leader="dot"/>
-        </w:tabs>
-        <w:spacing w:after="60"/>
-      </w:pPr>
-      <w:r>
-        <w:rPr>
-          <w:rFonts w:ascii="Arial" w:hAnsi="Arial"/>
-          <w:b/>
-          <w:color w:val="333333"/>
-          <w:sz w:val="22"/>
-        </w:rPr>
-        <w:t>Foundation — Agentic AI in Business Process Automation</w:t>
-        <w:tab/>
         <w:t>6</w:t>
       </w:r>
     </w:p>
@@ -685,7 +724,27 @@
         </w:rPr>
         <w:t>Topic 01 — Overview of n8n and AI Agents</w:t>
         <w:tab/>
-        <w:t>8</w:t>
+        <w:t>7</w:t>
+      </w:r>
+    </w:p>
+    <w:p>
+      <w:pPr>
+        <w:tabs>
+          <w:tab w:pos="9072" w:val="right" w:leader="dot"/>
+        </w:tabs>
+        <w:spacing w:after="60"/>
+        <w:ind w:left="432"/>
+      </w:pPr>
+      <w:r>
+        <w:rPr>
+          <w:rFonts w:ascii="Arial" w:hAnsi="Arial"/>
+          <w:b w:val="0"/>
+          <w:color w:val="333333"/>
+          <w:sz w:val="21"/>
+        </w:rPr>
+        <w:t>Why Agentic AI, and Why Workflow First</w:t>
+        <w:tab/>
+        <w:t>7</w:t>
       </w:r>
     </w:p>
     <w:p>
@@ -705,7 +764,7 @@
         </w:rPr>
         <w:t>Lab 1 — n8n Trigger and Action (Event Flyer with QR Code)</w:t>
         <w:tab/>
-        <w:t>12</w:t>
+        <w:t>14</w:t>
       </w:r>
     </w:p>
     <w:p>
@@ -725,7 +784,7 @@
         </w:rPr>
         <w:t>Lab 2 — Webhook and AI Agent (Marina Trust Bank Onboarding)</w:t>
         <w:tab/>
-        <w:t>15</w:t>
+        <w:t>18</w:t>
       </w:r>
     </w:p>
     <w:p>
@@ -744,7 +803,7 @@
         </w:rPr>
         <w:t>Topic 02 — Agentic Chatbot and Human in the Loop</w:t>
         <w:tab/>
-        <w:t>19</w:t>
+        <w:t>21</w:t>
       </w:r>
     </w:p>
     <w:p>
@@ -764,7 +823,7 @@
         </w:rPr>
         <w:t>Lab 3 — Chatbot Webhook (Investment Advisor)</w:t>
         <w:tab/>
-        <w:t>20</w:t>
+        <w:t>23</w:t>
       </w:r>
     </w:p>
     <w:p>
@@ -784,7 +843,7 @@
         </w:rPr>
         <w:t>Lab 4 — Human in the Loop (Client Rapport Assistant)</w:t>
         <w:tab/>
-        <w:t>23</w:t>
+        <w:t>26</w:t>
       </w:r>
     </w:p>
     <w:p>
@@ -803,7 +862,7 @@
         </w:rPr>
         <w:t>Topic 03 — Retrieval-Augmented Generation (RAG)</w:t>
         <w:tab/>
-        <w:t>27</w:t>
+        <w:t>30</w:t>
       </w:r>
     </w:p>
     <w:p>
@@ -823,7 +882,7 @@
         </w:rPr>
         <w:t>Lab 5 — RAG Customer Care Chatbot (Cook &amp; Bake Academy)</w:t>
         <w:tab/>
-        <w:t>30</w:t>
+        <w:t>32</w:t>
       </w:r>
     </w:p>
     <w:p>
@@ -842,7 +901,7 @@
         </w:rPr>
         <w:t>Taking This Back to Work</w:t>
         <w:tab/>
-        <w:t>35</w:t>
+        <w:t>37</w:t>
       </w:r>
     </w:p>
     <w:p>
@@ -861,7 +920,7 @@
         </w:rPr>
         <w:t>Assessment</w:t>
         <w:tab/>
-        <w:t>35</w:t>
+        <w:t>37</w:t>
       </w:r>
     </w:p>
     <w:p>
@@ -880,7 +939,7 @@
         </w:rPr>
         <w:t>Glossary</w:t>
         <w:tab/>
-        <w:t>35</w:t>
+        <w:t>37</w:t>
       </w:r>
     </w:p>
     <w:p>
@@ -1975,7 +2034,25 @@
         <w:pStyle w:val="Heading1"/>
       </w:pPr>
       <w:r>
-        <w:t>Foundation — Agentic AI in Business Process Automation</w:t>
+        <w:t>Topic 01 — Overview of n8n and AI Agents</w:t>
+      </w:r>
+    </w:p>
+    <w:p>
+      <w:r>
+        <w:t>Why agentic AI · Workflow first · Triggers &amp; actions · LLM agents · Webhooks   (Deck reference: Slides 21–68.)</w:t>
+      </w:r>
+    </w:p>
+    <w:p>
+      <w:pPr>
+        <w:pStyle w:val="Heading2"/>
+      </w:pPr>
+      <w:r>
+        <w:t>Why Agentic AI, and Why Workflow First</w:t>
+      </w:r>
+    </w:p>
+    <w:p>
+      <w:r>
+        <w:t>Deck reference: Slides 21–30.</w:t>
       </w:r>
     </w:p>
     <w:p>
@@ -1985,12 +2062,258 @@
           <w:color w:val="1F6FEB"/>
           <w:sz w:val="22"/>
         </w:rPr>
-        <w:t>The evolution of AI</w:t>
-      </w:r>
-    </w:p>
-    <w:p>
-      <w:r>
-        <w:t>Artificial Intelligence began in the 1950s with Turing's test and rule-based symbolic systems. Machine Learning in the 1990s shifted the field from hand-written rules to learning patterns from data. Deep Learning in the 2000s added neural networks trained on large datasets. The 2017 Transformer architecture and its attention mechanism produced the Generative AI of the 2020s. Agentic AI, from around 2024, is the current step: models given goals, tools and memory, which plan and act rather than answer once.</w:t>
+        <w:t>A brief history of AI, 2023–2026</w:t>
+      </w:r>
+    </w:p>
+    <w:tbl>
+      <w:tblPr>
+        <w:tblStyle w:val="TableGrid"/>
+        <w:tblW w:type="auto" w:w="0"/>
+        <w:tblLook w:firstColumn="1" w:firstRow="1" w:lastColumn="0" w:lastRow="0" w:noHBand="0" w:noVBand="1" w:val="04A0"/>
+      </w:tblPr>
+      <w:tblGrid>
+        <w:gridCol w:w="2880"/>
+        <w:gridCol w:w="2880"/>
+        <w:gridCol w:w="2880"/>
+      </w:tblGrid>
+      <w:tr>
+        <w:tc>
+          <w:tcPr>
+            <w:tcW w:type="dxa" w:w="2880"/>
+            <w:shd w:val="clear" w:color="auto" w:fill="1F6FEB"/>
+          </w:tcPr>
+          <w:p>
+            <w:r/>
+            <w:r>
+              <w:rPr>
+                <w:b/>
+                <w:color w:val="FFFFFF"/>
+                <w:sz w:val="19"/>
+              </w:rPr>
+              <w:t>Year</w:t>
+            </w:r>
+          </w:p>
+        </w:tc>
+        <w:tc>
+          <w:tcPr>
+            <w:tcW w:type="dxa" w:w="2880"/>
+            <w:shd w:val="clear" w:color="auto" w:fill="1F6FEB"/>
+          </w:tcPr>
+          <w:p>
+            <w:r/>
+            <w:r>
+              <w:rPr>
+                <w:b/>
+                <w:color w:val="FFFFFF"/>
+                <w:sz w:val="19"/>
+              </w:rPr>
+              <w:t>Era</w:t>
+            </w:r>
+          </w:p>
+        </w:tc>
+        <w:tc>
+          <w:tcPr>
+            <w:tcW w:type="dxa" w:w="2880"/>
+            <w:shd w:val="clear" w:color="auto" w:fill="1F6FEB"/>
+          </w:tcPr>
+          <w:p>
+            <w:r/>
+            <w:r>
+              <w:rPr>
+                <w:b/>
+                <w:color w:val="FFFFFF"/>
+                <w:sz w:val="19"/>
+              </w:rPr>
+              <w:t>What changed</w:t>
+            </w:r>
+          </w:p>
+        </w:tc>
+      </w:tr>
+      <w:tr>
+        <w:tc>
+          <w:tcPr>
+            <w:tcW w:type="dxa" w:w="2880"/>
+          </w:tcPr>
+          <w:p>
+            <w:r/>
+            <w:r>
+              <w:rPr>
+                <w:b/>
+                <w:sz w:val="19"/>
+              </w:rPr>
+              <w:t>2023</w:t>
+            </w:r>
+          </w:p>
+        </w:tc>
+        <w:tc>
+          <w:tcPr>
+            <w:tcW w:type="dxa" w:w="2880"/>
+          </w:tcPr>
+          <w:p>
+            <w:r/>
+            <w:r>
+              <w:rPr>
+                <w:sz w:val="19"/>
+              </w:rPr>
+              <w:t>Prompt Engineering</w:t>
+            </w:r>
+          </w:p>
+        </w:tc>
+        <w:tc>
+          <w:tcPr>
+            <w:tcW w:type="dxa" w:w="2880"/>
+          </w:tcPr>
+          <w:p>
+            <w:r/>
+            <w:r>
+              <w:rPr>
+                <w:sz w:val="19"/>
+              </w:rPr>
+              <w:t>ChatGPT goes mainstream. Results depend on how well you word the prompt.</w:t>
+            </w:r>
+          </w:p>
+        </w:tc>
+      </w:tr>
+      <w:tr>
+        <w:tc>
+          <w:tcPr>
+            <w:tcW w:type="dxa" w:w="2880"/>
+          </w:tcPr>
+          <w:p>
+            <w:r/>
+            <w:r>
+              <w:rPr>
+                <w:b/>
+                <w:sz w:val="19"/>
+              </w:rPr>
+              <w:t>2024</w:t>
+            </w:r>
+          </w:p>
+        </w:tc>
+        <w:tc>
+          <w:tcPr>
+            <w:tcW w:type="dxa" w:w="2880"/>
+          </w:tcPr>
+          <w:p>
+            <w:r/>
+            <w:r>
+              <w:rPr>
+                <w:sz w:val="19"/>
+              </w:rPr>
+              <w:t>Context Engineering</w:t>
+            </w:r>
+          </w:p>
+        </w:tc>
+        <w:tc>
+          <w:tcPr>
+            <w:tcW w:type="dxa" w:w="2880"/>
+          </w:tcPr>
+          <w:p>
+            <w:r/>
+            <w:r>
+              <w:rPr>
+                <w:sz w:val="19"/>
+              </w:rPr>
+              <w:t>Models call tools and MCP launches. Results depend on the documents, data and tools you supply.</w:t>
+            </w:r>
+          </w:p>
+        </w:tc>
+      </w:tr>
+      <w:tr>
+        <w:tc>
+          <w:tcPr>
+            <w:tcW w:type="dxa" w:w="2880"/>
+          </w:tcPr>
+          <w:p>
+            <w:r/>
+            <w:r>
+              <w:rPr>
+                <w:b/>
+                <w:sz w:val="19"/>
+              </w:rPr>
+              <w:t>2025</w:t>
+            </w:r>
+          </w:p>
+        </w:tc>
+        <w:tc>
+          <w:tcPr>
+            <w:tcW w:type="dxa" w:w="2880"/>
+          </w:tcPr>
+          <w:p>
+            <w:r/>
+            <w:r>
+              <w:rPr>
+                <w:sz w:val="19"/>
+              </w:rPr>
+              <w:t>Harness Engineering</w:t>
+            </w:r>
+          </w:p>
+        </w:tc>
+        <w:tc>
+          <w:tcPr>
+            <w:tcW w:type="dxa" w:w="2880"/>
+          </w:tcPr>
+          <w:p>
+            <w:r/>
+            <w:r>
+              <w:rPr>
+                <w:sz w:val="19"/>
+              </w:rPr>
+              <w:t>Claude Code and Codex: systems built around the model that plan, act and check their own work in a loop.</w:t>
+            </w:r>
+          </w:p>
+        </w:tc>
+      </w:tr>
+      <w:tr>
+        <w:tc>
+          <w:tcPr>
+            <w:tcW w:type="dxa" w:w="2880"/>
+          </w:tcPr>
+          <w:p>
+            <w:r/>
+            <w:r>
+              <w:rPr>
+                <w:b/>
+                <w:sz w:val="19"/>
+              </w:rPr>
+              <w:t>2026</w:t>
+            </w:r>
+          </w:p>
+        </w:tc>
+        <w:tc>
+          <w:tcPr>
+            <w:tcW w:type="dxa" w:w="2880"/>
+          </w:tcPr>
+          <w:p>
+            <w:r/>
+            <w:r>
+              <w:rPr>
+                <w:sz w:val="19"/>
+              </w:rPr>
+              <w:t>AI Agents</w:t>
+            </w:r>
+          </w:p>
+        </w:tc>
+        <w:tc>
+          <w:tcPr>
+            <w:tcW w:type="dxa" w:w="2880"/>
+          </w:tcPr>
+          <w:p>
+            <w:r/>
+            <w:r>
+              <w:rPr>
+                <w:sz w:val="19"/>
+              </w:rPr>
+              <w:t>Always-on agents work 24/7 — OpenClaw, Hermes Agent and agent teams take on whole jobs.</w:t>
+            </w:r>
+          </w:p>
+        </w:tc>
+      </w:tr>
+    </w:tbl>
+    <w:p/>
+    <w:p>
+      <w:r>
+        <w:t>Each year moved the skill that matters: from wording one prompt, to curating the context, to engineering the harness around the model, to AI agents that work around the clock.</w:t>
       </w:r>
     </w:p>
     <w:p>
@@ -2367,64 +2690,12 @@
           <w:color w:val="1F6FEB"/>
           <w:sz w:val="22"/>
         </w:rPr>
-        <w:t>From RPA to Agentic Process Automation</w:t>
-      </w:r>
-    </w:p>
-    <w:p>
-      <w:r>
-        <w:t>Robotic Process Automation (RPA) follows a rigid path that a person constructs by hand — every branch is wired in advance, and anything unforeseen breaks it. Agentic Process Automation (APA) lets an agent orchestrate the workflow, so it can handle both rigid and flexible tasks.</w:t>
-      </w:r>
-    </w:p>
-    <w:p>
-      <w:pPr>
-        <w:jc w:val="center"/>
-      </w:pPr>
-      <w:r>
-        <w:drawing>
-          <wp:inline xmlns:a="http://schemas.openxmlformats.org/drawingml/2006/main" xmlns:pic="http://schemas.openxmlformats.org/drawingml/2006/picture">
-            <wp:extent cx="5669280" cy="2257213"/>
-            <wp:docPr id="4" name="Picture 4"/>
-            <wp:cNvGraphicFramePr>
-              <a:graphicFrameLocks noChangeAspect="1"/>
-            </wp:cNvGraphicFramePr>
-            <a:graphic>
-              <a:graphicData uri="http://schemas.openxmlformats.org/drawingml/2006/picture">
-                <pic:pic>
-                  <pic:nvPicPr>
-                    <pic:cNvPr id="0" name="rpa-to-apa.png"/>
-                    <pic:cNvPicPr/>
-                  </pic:nvPicPr>
-                  <pic:blipFill>
-                    <a:blip r:embed="rId12"/>
-                    <a:stretch>
-                      <a:fillRect/>
-                    </a:stretch>
-                  </pic:blipFill>
-                  <pic:spPr>
-                    <a:xfrm>
-                      <a:off x="0" y="0"/>
-                      <a:ext cx="5669280" cy="2257213"/>
-                    </a:xfrm>
-                    <a:prstGeom prst="rect"/>
-                  </pic:spPr>
-                </pic:pic>
-              </a:graphicData>
-            </a:graphic>
-          </wp:inline>
-        </w:drawing>
-      </w:r>
-    </w:p>
-    <w:p>
-      <w:pPr>
-        <w:jc w:val="center"/>
-      </w:pPr>
-      <w:r>
-        <w:rPr>
-          <w:i/>
-          <w:color w:val="555B66"/>
-          <w:sz w:val="18"/>
-        </w:rPr>
-        <w:t>RPA constructs the workflow manually and can only handle rigid tasks; APA orchestrates it automatically and handles flexible ones too.</w:t>
+        <w:t>Agentic AI vs AI agents</w:t>
+      </w:r>
+    </w:p>
+    <w:p>
+      <w:r>
+        <w:t>The two terms are often used loosely; in this course they mean different things. AGENTIC AI is the umbrella term for the whole system — any system in which AI pursues a goal over many steps, planning, acting through tools, checking the result and adapting. It includes the orchestration, the data, the guardrails and the human approvals, and it can be built as a workflow with AI steps or around one or more agents. An AI AGENT is one building block inside it: a single LLM given a goal, tools, memory and instructions, which decides its own next step in a loop and chooses which tool to call and when. In n8n that is the AI Agent node with its Chat Model, Memory and Tools. The best agentic systems use agents only where judgement is needed.</w:t>
       </w:r>
     </w:p>
     <w:p>
@@ -2434,7 +2705,989 @@
           <w:color w:val="1F6FEB"/>
           <w:sz w:val="22"/>
         </w:rPr>
-        <w:t>Business value</w:t>
+        <w:t>Workflow first vs AI first</w:t>
+      </w:r>
+    </w:p>
+    <w:p>
+      <w:r>
+        <w:t>There are two ways to build agentic automation. WORKFLOW FIRST is the modern form of rule-based (RPA-style) automation: you design the path, and AI is added only at the steps that need judgement. AI FIRST hands the path to an AI agent, which decides the steps and tools at run time.</w:t>
+      </w:r>
+    </w:p>
+    <w:tbl>
+      <w:tblPr>
+        <w:tblStyle w:val="TableGrid"/>
+        <w:tblW w:type="auto" w:w="0"/>
+        <w:tblLook w:firstColumn="1" w:firstRow="1" w:lastColumn="0" w:lastRow="0" w:noHBand="0" w:noVBand="1" w:val="04A0"/>
+      </w:tblPr>
+      <w:tblGrid>
+        <w:gridCol w:w="2880"/>
+        <w:gridCol w:w="2880"/>
+        <w:gridCol w:w="2880"/>
+      </w:tblGrid>
+      <w:tr>
+        <w:tc>
+          <w:tcPr>
+            <w:tcW w:type="dxa" w:w="2880"/>
+            <w:shd w:val="clear" w:color="auto" w:fill="1F6FEB"/>
+          </w:tcPr>
+          <w:p>
+            <w:r/>
+            <w:r>
+              <w:rPr>
+                <w:b/>
+                <w:color w:val="FFFFFF"/>
+                <w:sz w:val="19"/>
+              </w:rPr>
+            </w:r>
+          </w:p>
+        </w:tc>
+        <w:tc>
+          <w:tcPr>
+            <w:tcW w:type="dxa" w:w="2880"/>
+            <w:shd w:val="clear" w:color="auto" w:fill="1F6FEB"/>
+          </w:tcPr>
+          <w:p>
+            <w:r/>
+            <w:r>
+              <w:rPr>
+                <w:b/>
+                <w:color w:val="FFFFFF"/>
+                <w:sz w:val="19"/>
+              </w:rPr>
+              <w:t>Workflow First</w:t>
+            </w:r>
+          </w:p>
+        </w:tc>
+        <w:tc>
+          <w:tcPr>
+            <w:tcW w:type="dxa" w:w="2880"/>
+            <w:shd w:val="clear" w:color="auto" w:fill="1F6FEB"/>
+          </w:tcPr>
+          <w:p>
+            <w:r/>
+            <w:r>
+              <w:rPr>
+                <w:b/>
+                <w:color w:val="FFFFFF"/>
+                <w:sz w:val="19"/>
+              </w:rPr>
+              <w:t>AI First (AI Agent)</w:t>
+            </w:r>
+          </w:p>
+        </w:tc>
+      </w:tr>
+      <w:tr>
+        <w:tc>
+          <w:tcPr>
+            <w:tcW w:type="dxa" w:w="2880"/>
+          </w:tcPr>
+          <w:p>
+            <w:r/>
+            <w:r>
+              <w:rPr>
+                <w:b/>
+                <w:sz w:val="19"/>
+              </w:rPr>
+              <w:t>Who decides the path</w:t>
+            </w:r>
+          </w:p>
+        </w:tc>
+        <w:tc>
+          <w:tcPr>
+            <w:tcW w:type="dxa" w:w="2880"/>
+          </w:tcPr>
+          <w:p>
+            <w:r/>
+            <w:r>
+              <w:rPr>
+                <w:sz w:val="19"/>
+              </w:rPr>
+              <w:t>You design the steps; AI handles individual nodes</w:t>
+            </w:r>
+          </w:p>
+        </w:tc>
+        <w:tc>
+          <w:tcPr>
+            <w:tcW w:type="dxa" w:w="2880"/>
+          </w:tcPr>
+          <w:p>
+            <w:r/>
+            <w:r>
+              <w:rPr>
+                <w:sz w:val="19"/>
+              </w:rPr>
+              <w:t>The agent decides the steps and tools at run time</w:t>
+            </w:r>
+          </w:p>
+        </w:tc>
+      </w:tr>
+      <w:tr>
+        <w:tc>
+          <w:tcPr>
+            <w:tcW w:type="dxa" w:w="2880"/>
+          </w:tcPr>
+          <w:p>
+            <w:r/>
+            <w:r>
+              <w:rPr>
+                <w:b/>
+                <w:sz w:val="19"/>
+              </w:rPr>
+              <w:t>Behaviour</w:t>
+            </w:r>
+          </w:p>
+        </w:tc>
+        <w:tc>
+          <w:tcPr>
+            <w:tcW w:type="dxa" w:w="2880"/>
+          </w:tcPr>
+          <w:p>
+            <w:r/>
+            <w:r>
+              <w:rPr>
+                <w:sz w:val="19"/>
+              </w:rPr>
+              <w:t>Deterministic — same input, same path, every time</w:t>
+            </w:r>
+          </w:p>
+        </w:tc>
+        <w:tc>
+          <w:tcPr>
+            <w:tcW w:type="dxa" w:w="2880"/>
+          </w:tcPr>
+          <w:p>
+            <w:r/>
+            <w:r>
+              <w:rPr>
+                <w:sz w:val="19"/>
+              </w:rPr>
+              <w:t>Probabilistic — the path can change between runs</w:t>
+            </w:r>
+          </w:p>
+        </w:tc>
+      </w:tr>
+      <w:tr>
+        <w:tc>
+          <w:tcPr>
+            <w:tcW w:type="dxa" w:w="2880"/>
+          </w:tcPr>
+          <w:p>
+            <w:r/>
+            <w:r>
+              <w:rPr>
+                <w:b/>
+                <w:sz w:val="19"/>
+              </w:rPr>
+              <w:t>Efficiency</w:t>
+            </w:r>
+          </w:p>
+        </w:tc>
+        <w:tc>
+          <w:tcPr>
+            <w:tcW w:type="dxa" w:w="2880"/>
+          </w:tcPr>
+          <w:p>
+            <w:r/>
+            <w:r>
+              <w:rPr>
+                <w:sz w:val="19"/>
+              </w:rPr>
+              <w:t>More effort to design every branch up front</w:t>
+            </w:r>
+          </w:p>
+        </w:tc>
+        <w:tc>
+          <w:tcPr>
+            <w:tcW w:type="dxa" w:w="2880"/>
+          </w:tcPr>
+          <w:p>
+            <w:r/>
+            <w:r>
+              <w:rPr>
+                <w:sz w:val="19"/>
+              </w:rPr>
+              <w:t>Efficient — one instruction replaces many hand-built branches</w:t>
+            </w:r>
+          </w:p>
+        </w:tc>
+      </w:tr>
+      <w:tr>
+        <w:tc>
+          <w:tcPr>
+            <w:tcW w:type="dxa" w:w="2880"/>
+          </w:tcPr>
+          <w:p>
+            <w:r/>
+            <w:r>
+              <w:rPr>
+                <w:b/>
+                <w:sz w:val="19"/>
+              </w:rPr>
+              <w:t>Reliability &amp; testing</w:t>
+            </w:r>
+          </w:p>
+        </w:tc>
+        <w:tc>
+          <w:tcPr>
+            <w:tcW w:type="dxa" w:w="2880"/>
+          </w:tcPr>
+          <w:p>
+            <w:r/>
+            <w:r>
+              <w:rPr>
+                <w:sz w:val="19"/>
+              </w:rPr>
+              <w:t>Easy to test, debug and certify step by step</w:t>
+            </w:r>
+          </w:p>
+        </w:tc>
+        <w:tc>
+          <w:tcPr>
+            <w:tcW w:type="dxa" w:w="2880"/>
+          </w:tcPr>
+          <w:p>
+            <w:r/>
+            <w:r>
+              <w:rPr>
+                <w:sz w:val="19"/>
+              </w:rPr>
+              <w:t>Harder to test; edge cases surface in production</w:t>
+            </w:r>
+          </w:p>
+        </w:tc>
+      </w:tr>
+      <w:tr>
+        <w:tc>
+          <w:tcPr>
+            <w:tcW w:type="dxa" w:w="2880"/>
+          </w:tcPr>
+          <w:p>
+            <w:r/>
+            <w:r>
+              <w:rPr>
+                <w:b/>
+                <w:sz w:val="19"/>
+              </w:rPr>
+              <w:t>Cost &amp; speed</w:t>
+            </w:r>
+          </w:p>
+        </w:tc>
+        <w:tc>
+          <w:tcPr>
+            <w:tcW w:type="dxa" w:w="2880"/>
+          </w:tcPr>
+          <w:p>
+            <w:r/>
+            <w:r>
+              <w:rPr>
+                <w:sz w:val="19"/>
+              </w:rPr>
+              <w:t>An LLM call only where needed — cheap and fast</w:t>
+            </w:r>
+          </w:p>
+        </w:tc>
+        <w:tc>
+          <w:tcPr>
+            <w:tcW w:type="dxa" w:w="2880"/>
+          </w:tcPr>
+          <w:p>
+            <w:r/>
+            <w:r>
+              <w:rPr>
+                <w:sz w:val="19"/>
+              </w:rPr>
+              <w:t>An LLM call at every step — more tokens, more latency</w:t>
+            </w:r>
+          </w:p>
+        </w:tc>
+      </w:tr>
+      <w:tr>
+        <w:tc>
+          <w:tcPr>
+            <w:tcW w:type="dxa" w:w="2880"/>
+          </w:tcPr>
+          <w:p>
+            <w:r/>
+            <w:r>
+              <w:rPr>
+                <w:b/>
+                <w:sz w:val="19"/>
+              </w:rPr>
+              <w:t>Best for</w:t>
+            </w:r>
+          </w:p>
+        </w:tc>
+        <w:tc>
+          <w:tcPr>
+            <w:tcW w:type="dxa" w:w="2880"/>
+          </w:tcPr>
+          <w:p>
+            <w:r/>
+            <w:r>
+              <w:rPr>
+                <w:sz w:val="19"/>
+              </w:rPr>
+              <w:t>Repeatable, regulated, high-volume processes</w:t>
+            </w:r>
+          </w:p>
+        </w:tc>
+        <w:tc>
+          <w:tcPr>
+            <w:tcW w:type="dxa" w:w="2880"/>
+          </w:tcPr>
+          <w:p>
+            <w:r/>
+            <w:r>
+              <w:rPr>
+                <w:sz w:val="19"/>
+              </w:rPr>
+              <w:t>Open-ended tasks with unpredictable inputs</w:t>
+            </w:r>
+          </w:p>
+        </w:tc>
+      </w:tr>
+    </w:tbl>
+    <w:p/>
+    <w:p>
+      <w:r>
+        <w:t>Workflow first is more deterministic; AI first is more efficient. Because reliability matters most in business, companies try to make as much of a process deterministic as possible. (Source: n8n, In The Loop 2026 opening keynote and product direction.)</w:t>
+      </w:r>
+    </w:p>
+    <w:p>
+      <w:r>
+        <w:rPr>
+          <w:b/>
+          <w:color w:val="1F6FEB"/>
+          <w:sz w:val="22"/>
+        </w:rPr>
+        <w:t>The trend: AI agents build the workflow</w:t>
+      </w:r>
+    </w:p>
+    <w:p>
+      <w:r>
+        <w:t>AI-powered coding tools such as Claude Code and Codex are AI agents themselves, and they have made designing, building and changing workflows fast and cheap. The trend is therefore to use them to CREATE the workflow — describe the process in plain English, let Claude Code or Codex draft the n8n workflow, review and test it — and then let the deterministic workflow RUN the process, with AI nodes only where judgement is needed. The agent's efficiency goes into building, the workflow's determinism into running.</w:t>
+      </w:r>
+    </w:p>
+    <w:p>
+      <w:r>
+        <w:rPr>
+          <w:b/>
+          <w:color w:val="1F6FEB"/>
+          <w:sz w:val="22"/>
+        </w:rPr>
+        <w:t>The five principles of AI security</w:t>
+      </w:r>
+    </w:p>
+    <w:tbl>
+      <w:tblPr>
+        <w:tblStyle w:val="TableGrid"/>
+        <w:tblW w:type="auto" w:w="0"/>
+        <w:tblLook w:firstColumn="1" w:firstRow="1" w:lastColumn="0" w:lastRow="0" w:noHBand="0" w:noVBand="1" w:val="04A0"/>
+      </w:tblPr>
+      <w:tblGrid>
+        <w:gridCol w:w="2880"/>
+        <w:gridCol w:w="2880"/>
+        <w:gridCol w:w="2880"/>
+      </w:tblGrid>
+      <w:tr>
+        <w:tc>
+          <w:tcPr>
+            <w:tcW w:type="dxa" w:w="2880"/>
+            <w:shd w:val="clear" w:color="auto" w:fill="1F6FEB"/>
+          </w:tcPr>
+          <w:p>
+            <w:r/>
+            <w:r>
+              <w:rPr>
+                <w:b/>
+                <w:color w:val="FFFFFF"/>
+                <w:sz w:val="19"/>
+              </w:rPr>
+              <w:t>Principle</w:t>
+            </w:r>
+          </w:p>
+        </w:tc>
+        <w:tc>
+          <w:tcPr>
+            <w:tcW w:type="dxa" w:w="2880"/>
+            <w:shd w:val="clear" w:color="auto" w:fill="1F6FEB"/>
+          </w:tcPr>
+          <w:p>
+            <w:r/>
+            <w:r>
+              <w:rPr>
+                <w:b/>
+                <w:color w:val="FFFFFF"/>
+                <w:sz w:val="19"/>
+              </w:rPr>
+              <w:t>Controls</w:t>
+            </w:r>
+          </w:p>
+        </w:tc>
+        <w:tc>
+          <w:tcPr>
+            <w:tcW w:type="dxa" w:w="2880"/>
+            <w:shd w:val="clear" w:color="auto" w:fill="1F6FEB"/>
+          </w:tcPr>
+          <w:p>
+            <w:r/>
+            <w:r>
+              <w:rPr>
+                <w:b/>
+                <w:color w:val="FFFFFF"/>
+                <w:sz w:val="19"/>
+              </w:rPr>
+              <w:t>What it means</w:t>
+            </w:r>
+          </w:p>
+        </w:tc>
+      </w:tr>
+      <w:tr>
+        <w:tc>
+          <w:tcPr>
+            <w:tcW w:type="dxa" w:w="2880"/>
+          </w:tcPr>
+          <w:p>
+            <w:r/>
+            <w:r>
+              <w:rPr>
+                <w:b/>
+                <w:sz w:val="19"/>
+              </w:rPr>
+              <w:t>1. Data Control</w:t>
+            </w:r>
+          </w:p>
+        </w:tc>
+        <w:tc>
+          <w:tcPr>
+            <w:tcW w:type="dxa" w:w="2880"/>
+          </w:tcPr>
+          <w:p>
+            <w:r/>
+            <w:r>
+              <w:rPr>
+                <w:sz w:val="19"/>
+              </w:rPr>
+              <w:t>What AI can see</w:t>
+            </w:r>
+          </w:p>
+        </w:tc>
+        <w:tc>
+          <w:tcPr>
+            <w:tcW w:type="dxa" w:w="2880"/>
+          </w:tcPr>
+          <w:p>
+            <w:r/>
+            <w:r>
+              <w:rPr>
+                <w:sz w:val="19"/>
+              </w:rPr>
+              <w:t>Classify your data — public, internal, confidential — and decide exactly which data the AI may access.</w:t>
+            </w:r>
+          </w:p>
+        </w:tc>
+      </w:tr>
+      <w:tr>
+        <w:tc>
+          <w:tcPr>
+            <w:tcW w:type="dxa" w:w="2880"/>
+          </w:tcPr>
+          <w:p>
+            <w:r/>
+            <w:r>
+              <w:rPr>
+                <w:b/>
+                <w:sz w:val="19"/>
+              </w:rPr>
+              <w:t>2. Permission Control</w:t>
+            </w:r>
+          </w:p>
+        </w:tc>
+        <w:tc>
+          <w:tcPr>
+            <w:tcW w:type="dxa" w:w="2880"/>
+          </w:tcPr>
+          <w:p>
+            <w:r/>
+            <w:r>
+              <w:rPr>
+                <w:sz w:val="19"/>
+              </w:rPr>
+              <w:t>What AI can do</w:t>
+            </w:r>
+          </w:p>
+        </w:tc>
+        <w:tc>
+          <w:tcPr>
+            <w:tcW w:type="dxa" w:w="2880"/>
+          </w:tcPr>
+          <w:p>
+            <w:r/>
+            <w:r>
+              <w:rPr>
+                <w:sz w:val="19"/>
+              </w:rPr>
+              <w:t>Grant only the rights needed — read, write, edit, delete. Ask before anything destructive.</w:t>
+            </w:r>
+          </w:p>
+        </w:tc>
+      </w:tr>
+      <w:tr>
+        <w:tc>
+          <w:tcPr>
+            <w:tcW w:type="dxa" w:w="2880"/>
+          </w:tcPr>
+          <w:p>
+            <w:r/>
+            <w:r>
+              <w:rPr>
+                <w:b/>
+                <w:sz w:val="19"/>
+              </w:rPr>
+              <w:t>3. Human in the Loop</w:t>
+            </w:r>
+          </w:p>
+        </w:tc>
+        <w:tc>
+          <w:tcPr>
+            <w:tcW w:type="dxa" w:w="2880"/>
+          </w:tcPr>
+          <w:p>
+            <w:r/>
+            <w:r>
+              <w:rPr>
+                <w:sz w:val="19"/>
+              </w:rPr>
+              <w:t>Who approves</w:t>
+            </w:r>
+          </w:p>
+        </w:tc>
+        <w:tc>
+          <w:tcPr>
+            <w:tcW w:type="dxa" w:w="2880"/>
+          </w:tcPr>
+          <w:p>
+            <w:r/>
+            <w:r>
+              <w:rPr>
+                <w:sz w:val="19"/>
+              </w:rPr>
+              <w:t>A person reviews and approves high-impact actions — payments, deletions, customer emails.</w:t>
+            </w:r>
+          </w:p>
+        </w:tc>
+      </w:tr>
+      <w:tr>
+        <w:tc>
+          <w:tcPr>
+            <w:tcW w:type="dxa" w:w="2880"/>
+          </w:tcPr>
+          <w:p>
+            <w:r/>
+            <w:r>
+              <w:rPr>
+                <w:b/>
+                <w:sz w:val="19"/>
+              </w:rPr>
+              <w:t>4. Traceability</w:t>
+            </w:r>
+          </w:p>
+        </w:tc>
+        <w:tc>
+          <w:tcPr>
+            <w:tcW w:type="dxa" w:w="2880"/>
+          </w:tcPr>
+          <w:p>
+            <w:r/>
+            <w:r>
+              <w:rPr>
+                <w:sz w:val="19"/>
+              </w:rPr>
+              <w:t>What happened</w:t>
+            </w:r>
+          </w:p>
+        </w:tc>
+        <w:tc>
+          <w:tcPr>
+            <w:tcW w:type="dxa" w:w="2880"/>
+          </w:tcPr>
+          <w:p>
+            <w:r/>
+            <w:r>
+              <w:rPr>
+                <w:sz w:val="19"/>
+              </w:rPr>
+              <w:t>Log every prompt, tool call and change so actions can be audited, explained and rolled back.</w:t>
+            </w:r>
+          </w:p>
+        </w:tc>
+      </w:tr>
+      <w:tr>
+        <w:tc>
+          <w:tcPr>
+            <w:tcW w:type="dxa" w:w="2880"/>
+          </w:tcPr>
+          <w:p>
+            <w:r/>
+            <w:r>
+              <w:rPr>
+                <w:b/>
+                <w:sz w:val="19"/>
+              </w:rPr>
+              <w:t>5. Right-Sized Models</w:t>
+            </w:r>
+          </w:p>
+        </w:tc>
+        <w:tc>
+          <w:tcPr>
+            <w:tcW w:type="dxa" w:w="2880"/>
+          </w:tcPr>
+          <w:p>
+            <w:r/>
+            <w:r>
+              <w:rPr>
+                <w:sz w:val="19"/>
+              </w:rPr>
+              <w:t>Not the most powerful</w:t>
+            </w:r>
+          </w:p>
+        </w:tc>
+        <w:tc>
+          <w:tcPr>
+            <w:tcW w:type="dxa" w:w="2880"/>
+          </w:tcPr>
+          <w:p>
+            <w:r/>
+            <w:r>
+              <w:rPr>
+                <w:sz w:val="19"/>
+              </w:rPr>
+              <w:t>The smallest model that does the job carries less autonomy and less risk.</w:t>
+            </w:r>
+          </w:p>
+        </w:tc>
+      </w:tr>
+    </w:tbl>
+    <w:p/>
+    <w:p>
+      <w:r>
+        <w:t>In n8n these map to scoped credentials per node, approval gates (Gmail Send and Wait for Response), the Executions log, and a small model for each AI step.</w:t>
+      </w:r>
+    </w:p>
+    <w:p>
+      <w:r>
+        <w:rPr>
+          <w:b/>
+          <w:color w:val="1F6FEB"/>
+          <w:sz w:val="22"/>
+        </w:rPr>
+        <w:t>Why workflow first is more secure</w:t>
+      </w:r>
+    </w:p>
+    <w:p>
+      <w:r>
+        <w:t>A fixed path limits the blast radius: a manipulated AI step — for example one hit by a prompt injection — cannot reach tools that are not wired to it.</w:t>
+      </w:r>
+    </w:p>
+    <w:tbl>
+      <w:tblPr>
+        <w:tblStyle w:val="TableGrid"/>
+        <w:tblW w:type="auto" w:w="0"/>
+        <w:tblLook w:firstColumn="1" w:firstRow="1" w:lastColumn="0" w:lastRow="0" w:noHBand="0" w:noVBand="1" w:val="04A0"/>
+      </w:tblPr>
+      <w:tblGrid>
+        <w:gridCol w:w="2880"/>
+        <w:gridCol w:w="2880"/>
+        <w:gridCol w:w="2880"/>
+      </w:tblGrid>
+      <w:tr>
+        <w:tc>
+          <w:tcPr>
+            <w:tcW w:type="dxa" w:w="2880"/>
+            <w:shd w:val="clear" w:color="auto" w:fill="1F6FEB"/>
+          </w:tcPr>
+          <w:p>
+            <w:r/>
+            <w:r>
+              <w:rPr>
+                <w:b/>
+                <w:color w:val="FFFFFF"/>
+                <w:sz w:val="19"/>
+              </w:rPr>
+              <w:t>Principle</w:t>
+            </w:r>
+          </w:p>
+        </w:tc>
+        <w:tc>
+          <w:tcPr>
+            <w:tcW w:type="dxa" w:w="2880"/>
+            <w:shd w:val="clear" w:color="auto" w:fill="1F6FEB"/>
+          </w:tcPr>
+          <w:p>
+            <w:r/>
+            <w:r>
+              <w:rPr>
+                <w:b/>
+                <w:color w:val="FFFFFF"/>
+                <w:sz w:val="19"/>
+              </w:rPr>
+              <w:t>Workflow First</w:t>
+            </w:r>
+          </w:p>
+        </w:tc>
+        <w:tc>
+          <w:tcPr>
+            <w:tcW w:type="dxa" w:w="2880"/>
+            <w:shd w:val="clear" w:color="auto" w:fill="1F6FEB"/>
+          </w:tcPr>
+          <w:p>
+            <w:r/>
+            <w:r>
+              <w:rPr>
+                <w:b/>
+                <w:color w:val="FFFFFF"/>
+                <w:sz w:val="19"/>
+              </w:rPr>
+              <w:t>AI First (AI Agent)</w:t>
+            </w:r>
+          </w:p>
+        </w:tc>
+      </w:tr>
+      <w:tr>
+        <w:tc>
+          <w:tcPr>
+            <w:tcW w:type="dxa" w:w="2880"/>
+          </w:tcPr>
+          <w:p>
+            <w:r/>
+            <w:r>
+              <w:rPr>
+                <w:b/>
+                <w:sz w:val="19"/>
+              </w:rPr>
+              <w:t>Data control</w:t>
+            </w:r>
+          </w:p>
+        </w:tc>
+        <w:tc>
+          <w:tcPr>
+            <w:tcW w:type="dxa" w:w="2880"/>
+          </w:tcPr>
+          <w:p>
+            <w:r/>
+            <w:r>
+              <w:rPr>
+                <w:sz w:val="19"/>
+              </w:rPr>
+              <w:t>Each node sees only the fields wired into it</w:t>
+            </w:r>
+          </w:p>
+        </w:tc>
+        <w:tc>
+          <w:tcPr>
+            <w:tcW w:type="dxa" w:w="2880"/>
+          </w:tcPr>
+          <w:p>
+            <w:r/>
+            <w:r>
+              <w:rPr>
+                <w:sz w:val="19"/>
+              </w:rPr>
+              <w:t>The agent can reach any data its tools expose</w:t>
+            </w:r>
+          </w:p>
+        </w:tc>
+      </w:tr>
+      <w:tr>
+        <w:tc>
+          <w:tcPr>
+            <w:tcW w:type="dxa" w:w="2880"/>
+          </w:tcPr>
+          <w:p>
+            <w:r/>
+            <w:r>
+              <w:rPr>
+                <w:b/>
+                <w:sz w:val="19"/>
+              </w:rPr>
+              <w:t>Permission control</w:t>
+            </w:r>
+          </w:p>
+        </w:tc>
+        <w:tc>
+          <w:tcPr>
+            <w:tcW w:type="dxa" w:w="2880"/>
+          </w:tcPr>
+          <w:p>
+            <w:r/>
+            <w:r>
+              <w:rPr>
+                <w:sz w:val="19"/>
+              </w:rPr>
+              <w:t>Each credential is scoped to one node and one action</w:t>
+            </w:r>
+          </w:p>
+        </w:tc>
+        <w:tc>
+          <w:tcPr>
+            <w:tcW w:type="dxa" w:w="2880"/>
+          </w:tcPr>
+          <w:p>
+            <w:r/>
+            <w:r>
+              <w:rPr>
+                <w:sz w:val="19"/>
+              </w:rPr>
+              <w:t>The agent holds every tool's rights at once</w:t>
+            </w:r>
+          </w:p>
+        </w:tc>
+      </w:tr>
+      <w:tr>
+        <w:tc>
+          <w:tcPr>
+            <w:tcW w:type="dxa" w:w="2880"/>
+          </w:tcPr>
+          <w:p>
+            <w:r/>
+            <w:r>
+              <w:rPr>
+                <w:b/>
+                <w:sz w:val="19"/>
+              </w:rPr>
+              <w:t>Human in the loop</w:t>
+            </w:r>
+          </w:p>
+        </w:tc>
+        <w:tc>
+          <w:tcPr>
+            <w:tcW w:type="dxa" w:w="2880"/>
+          </w:tcPr>
+          <w:p>
+            <w:r/>
+            <w:r>
+              <w:rPr>
+                <w:sz w:val="19"/>
+              </w:rPr>
+              <w:t>The approval gate sits at a fixed, designed step</w:t>
+            </w:r>
+          </w:p>
+        </w:tc>
+        <w:tc>
+          <w:tcPr>
+            <w:tcW w:type="dxa" w:w="2880"/>
+          </w:tcPr>
+          <w:p>
+            <w:r/>
+            <w:r>
+              <w:rPr>
+                <w:sz w:val="19"/>
+              </w:rPr>
+              <w:t>Depends on the agent choosing to ask</w:t>
+            </w:r>
+          </w:p>
+        </w:tc>
+      </w:tr>
+      <w:tr>
+        <w:tc>
+          <w:tcPr>
+            <w:tcW w:type="dxa" w:w="2880"/>
+          </w:tcPr>
+          <w:p>
+            <w:r/>
+            <w:r>
+              <w:rPr>
+                <w:b/>
+                <w:sz w:val="19"/>
+              </w:rPr>
+              <w:t>Traceability</w:t>
+            </w:r>
+          </w:p>
+        </w:tc>
+        <w:tc>
+          <w:tcPr>
+            <w:tcW w:type="dxa" w:w="2880"/>
+          </w:tcPr>
+          <w:p>
+            <w:r/>
+            <w:r>
+              <w:rPr>
+                <w:sz w:val="19"/>
+              </w:rPr>
+              <w:t>Every run is logged node by node in Executions</w:t>
+            </w:r>
+          </w:p>
+        </w:tc>
+        <w:tc>
+          <w:tcPr>
+            <w:tcW w:type="dxa" w:w="2880"/>
+          </w:tcPr>
+          <w:p>
+            <w:r/>
+            <w:r>
+              <w:rPr>
+                <w:sz w:val="19"/>
+              </w:rPr>
+              <w:t>Reasoning varies run to run and is harder to explain</w:t>
+            </w:r>
+          </w:p>
+        </w:tc>
+      </w:tr>
+      <w:tr>
+        <w:tc>
+          <w:tcPr>
+            <w:tcW w:type="dxa" w:w="2880"/>
+          </w:tcPr>
+          <w:p>
+            <w:r/>
+            <w:r>
+              <w:rPr>
+                <w:b/>
+                <w:sz w:val="19"/>
+              </w:rPr>
+              <w:t>Right-sized models</w:t>
+            </w:r>
+          </w:p>
+        </w:tc>
+        <w:tc>
+          <w:tcPr>
+            <w:tcW w:type="dxa" w:w="2880"/>
+          </w:tcPr>
+          <w:p>
+            <w:r/>
+            <w:r>
+              <w:rPr>
+                <w:sz w:val="19"/>
+              </w:rPr>
+              <w:t>A small model for each narrow AI step</w:t>
+            </w:r>
+          </w:p>
+        </w:tc>
+        <w:tc>
+          <w:tcPr>
+            <w:tcW w:type="dxa" w:w="2880"/>
+          </w:tcPr>
+          <w:p>
+            <w:r/>
+            <w:r>
+              <w:rPr>
+                <w:sz w:val="19"/>
+              </w:rPr>
+              <w:t>One capable model with broad autonomy</w:t>
+            </w:r>
+          </w:p>
+        </w:tc>
+      </w:tr>
+    </w:tbl>
+    <w:p/>
+    <w:p>
+      <w:r>
+        <w:rPr>
+          <w:b/>
+          <w:color w:val="1F6FEB"/>
+          <w:sz w:val="22"/>
+        </w:rPr>
+        <w:t>Business value of workflow-first agentic automation</w:t>
       </w:r>
     </w:p>
     <w:p>
@@ -2442,7 +3695,7 @@
         <w:pStyle w:val="ListBullet"/>
       </w:pPr>
       <w:r>
-        <w:t>Free people from repetitive administrative work — scheduling, form processing, data entry, report generation and email routing.</w:t>
+        <w:t>Reliable and predictable — the same input follows the same path every time, so the process can be tested and trusted like software.</w:t>
       </w:r>
     </w:p>
     <w:p>
@@ -2450,7 +3703,7 @@
         <w:pStyle w:val="ListBullet"/>
       </w:pPr>
       <w:r>
-        <w:t>Shift human effort to judgement, relationships and strategy.</w:t>
+        <w:t>Secure by design — each step holds only the data and credentials it needs, and risky actions wait at an approval gate.</w:t>
       </w:r>
     </w:p>
     <w:p>
@@ -2458,7 +3711,7 @@
         <w:pStyle w:val="ListBullet"/>
       </w:pPr>
       <w:r>
-        <w:t>React to events in real time — a form submission, a payment, a customer message.</w:t>
+        <w:t>Auditable end to end — every run is logged node by node, so any decision can be explained, replayed and corrected.</w:t>
       </w:r>
     </w:p>
     <w:p>
@@ -2466,7 +3719,7 @@
         <w:pStyle w:val="ListBullet"/>
       </w:pPr>
       <w:r>
-        <w:t>Operate around the clock, with the same care at 2am as at 2pm.</w:t>
+        <w:t>Lower running cost — deterministic steps cost nothing in tokens; the LLM is called only where judgement is needed.</w:t>
       </w:r>
     </w:p>
     <w:p>
@@ -2474,7 +3727,7 @@
         <w:pStyle w:val="ListBullet"/>
       </w:pPr>
       <w:r>
-        <w:t>Reduce human error by applying the same rules to every case and logging every decision.</w:t>
+        <w:t>Faster to build and change — Claude Code and Codex draft the workflow in minutes; your team reviews, tests and owns it.</w:t>
       </w:r>
     </w:p>
     <w:p>
@@ -2482,7 +3735,22 @@
         <w:pStyle w:val="ListBullet"/>
       </w:pPr>
       <w:r>
-        <w:t>Scale volume without proportional headcount.</w:t>
+        <w:t>Scale around the clock — triggers respond in real time, 24/7, and ten times the volume costs compute, not ten more hires.</w:t>
+      </w:r>
+    </w:p>
+    <w:p>
+      <w:r>
+        <w:rPr>
+          <w:b/>
+          <w:color w:val="1F6FEB"/>
+          <w:sz w:val="22"/>
+        </w:rPr>
+        <w:t>Where agentic automation is used</w:t>
+      </w:r>
+    </w:p>
+    <w:p>
+      <w:r>
+        <w:t>The same pattern — trigger, agent, tools, oversight — recurs in customer service, finance and accounting, risk and compliance, HR and people operations, sales and marketing, and operations.</w:t>
       </w:r>
     </w:p>
     <w:p>
@@ -2696,20 +3964,6 @@
       </w:tr>
     </w:tbl>
     <w:p/>
-    <w:p/>
-    <w:p>
-      <w:pPr>
-        <w:pStyle w:val="Heading1"/>
-      </w:pPr>
-      <w:r>
-        <w:t>Topic 01 — Overview of n8n and AI Agents</w:t>
-      </w:r>
-    </w:p>
-    <w:p>
-      <w:r>
-        <w:t>Workflow automation · Triggers &amp; actions · LLM agents · Webhooks   (Deck reference: Slides 27–65.)</w:t>
-      </w:r>
-    </w:p>
     <w:p>
       <w:r>
         <w:rPr>
@@ -3029,7 +4283,7 @@
     </w:p>
     <w:p>
       <w:r>
-        <w:t>Deck reference: Slides 58–61.</w:t>
+        <w:t>Deck reference: Slides 61–64.</w:t>
       </w:r>
     </w:p>
     <w:p>
@@ -3070,7 +4324,7 @@
         <w:drawing>
           <wp:inline xmlns:a="http://schemas.openxmlformats.org/drawingml/2006/main" xmlns:pic="http://schemas.openxmlformats.org/drawingml/2006/picture">
             <wp:extent cx="5669280" cy="2381098"/>
-            <wp:docPr id="5" name="Picture 5"/>
+            <wp:docPr id="4" name="Picture 4"/>
             <wp:cNvGraphicFramePr>
               <a:graphicFrameLocks noChangeAspect="1"/>
             </wp:cNvGraphicFramePr>
@@ -3082,7 +4336,7 @@
                     <pic:cNvPicPr/>
                   </pic:nvPicPr>
                   <pic:blipFill>
-                    <a:blip r:embed="rId13"/>
+                    <a:blip r:embed="rId12"/>
                     <a:stretch>
                       <a:fillRect/>
                     </a:stretch>
@@ -3122,7 +4376,7 @@
         <w:drawing>
           <wp:inline xmlns:a="http://schemas.openxmlformats.org/drawingml/2006/main" xmlns:pic="http://schemas.openxmlformats.org/drawingml/2006/picture">
             <wp:extent cx="5669280" cy="3188970"/>
-            <wp:docPr id="6" name="Picture 6"/>
+            <wp:docPr id="5" name="Picture 5"/>
             <wp:cNvGraphicFramePr>
               <a:graphicFrameLocks noChangeAspect="1"/>
             </wp:cNvGraphicFramePr>
@@ -3134,7 +4388,7 @@
                     <pic:cNvPicPr/>
                   </pic:nvPicPr>
                   <pic:blipFill>
-                    <a:blip r:embed="rId14"/>
+                    <a:blip r:embed="rId13"/>
                     <a:stretch>
                       <a:fillRect/>
                     </a:stretch>
@@ -3184,7 +4438,7 @@
         <w:drawing>
           <wp:inline xmlns:a="http://schemas.openxmlformats.org/drawingml/2006/main" xmlns:pic="http://schemas.openxmlformats.org/drawingml/2006/picture">
             <wp:extent cx="5669280" cy="2598791"/>
-            <wp:docPr id="7" name="Picture 7"/>
+            <wp:docPr id="6" name="Picture 6"/>
             <wp:cNvGraphicFramePr>
               <a:graphicFrameLocks noChangeAspect="1"/>
             </wp:cNvGraphicFramePr>
@@ -3196,7 +4450,7 @@
                     <pic:cNvPicPr/>
                   </pic:nvPicPr>
                   <pic:blipFill>
-                    <a:blip r:embed="rId15"/>
+                    <a:blip r:embed="rId14"/>
                     <a:stretch>
                       <a:fillRect/>
                     </a:stretch>
@@ -3830,7 +5084,7 @@
     </w:p>
     <w:p>
       <w:r>
-        <w:t>Deck reference: Slides 62–64.</w:t>
+        <w:t>Deck reference: Slides 65–67.</w:t>
       </w:r>
     </w:p>
     <w:p>
@@ -3871,7 +5125,7 @@
         <w:drawing>
           <wp:inline xmlns:a="http://schemas.openxmlformats.org/drawingml/2006/main" xmlns:pic="http://schemas.openxmlformats.org/drawingml/2006/picture">
             <wp:extent cx="5669280" cy="2480310"/>
-            <wp:docPr id="8" name="Picture 8"/>
+            <wp:docPr id="7" name="Picture 7"/>
             <wp:cNvGraphicFramePr>
               <a:graphicFrameLocks noChangeAspect="1"/>
             </wp:cNvGraphicFramePr>
@@ -3883,7 +5137,7 @@
                     <pic:cNvPicPr/>
                   </pic:nvPicPr>
                   <pic:blipFill>
-                    <a:blip r:embed="rId16"/>
+                    <a:blip r:embed="rId15"/>
                     <a:stretch>
                       <a:fillRect/>
                     </a:stretch>
@@ -3933,7 +5187,7 @@
         <w:drawing>
           <wp:inline xmlns:a="http://schemas.openxmlformats.org/drawingml/2006/main" xmlns:pic="http://schemas.openxmlformats.org/drawingml/2006/picture">
             <wp:extent cx="5669280" cy="1738361"/>
-            <wp:docPr id="9" name="Picture 9"/>
+            <wp:docPr id="8" name="Picture 8"/>
             <wp:cNvGraphicFramePr>
               <a:graphicFrameLocks noChangeAspect="1"/>
             </wp:cNvGraphicFramePr>
@@ -3945,7 +5199,7 @@
                     <pic:cNvPicPr/>
                   </pic:nvPicPr>
                   <pic:blipFill>
-                    <a:blip r:embed="rId17"/>
+                    <a:blip r:embed="rId16"/>
                     <a:stretch>
                       <a:fillRect/>
                     </a:stretch>
@@ -4674,7 +5928,7 @@
     </w:p>
     <w:p>
       <w:r>
-        <w:t>Agentic workflows · Chatbots on webhooks · Approval gates · Accountability   (Deck reference: Slides 66–77.)</w:t>
+        <w:t>Agentic workflows · Chatbots on webhooks · Approval gates · Accountability   (Deck reference: Slides 69–80.)</w:t>
       </w:r>
     </w:p>
     <w:p>
@@ -4842,7 +6096,7 @@
     </w:p>
     <w:p>
       <w:r>
-        <w:t>Deck reference: Slides 71–73.</w:t>
+        <w:t>Deck reference: Slides 74–76.</w:t>
       </w:r>
     </w:p>
     <w:p>
@@ -4883,7 +6137,7 @@
         <w:drawing>
           <wp:inline xmlns:a="http://schemas.openxmlformats.org/drawingml/2006/main" xmlns:pic="http://schemas.openxmlformats.org/drawingml/2006/picture">
             <wp:extent cx="5669280" cy="3543300"/>
-            <wp:docPr id="10" name="Picture 10"/>
+            <wp:docPr id="9" name="Picture 9"/>
             <wp:cNvGraphicFramePr>
               <a:graphicFrameLocks noChangeAspect="1"/>
             </wp:cNvGraphicFramePr>
@@ -4895,7 +6149,7 @@
                     <pic:cNvPicPr/>
                   </pic:nvPicPr>
                   <pic:blipFill>
-                    <a:blip r:embed="rId18"/>
+                    <a:blip r:embed="rId17"/>
                     <a:stretch>
                       <a:fillRect/>
                     </a:stretch>
@@ -4945,7 +6199,7 @@
         <w:drawing>
           <wp:inline xmlns:a="http://schemas.openxmlformats.org/drawingml/2006/main" xmlns:pic="http://schemas.openxmlformats.org/drawingml/2006/picture">
             <wp:extent cx="5669280" cy="1984818"/>
-            <wp:docPr id="11" name="Picture 11"/>
+            <wp:docPr id="10" name="Picture 10"/>
             <wp:cNvGraphicFramePr>
               <a:graphicFrameLocks noChangeAspect="1"/>
             </wp:cNvGraphicFramePr>
@@ -4957,7 +6211,7 @@
                     <pic:cNvPicPr/>
                   </pic:nvPicPr>
                   <pic:blipFill>
-                    <a:blip r:embed="rId19"/>
+                    <a:blip r:embed="rId18"/>
                     <a:stretch>
                       <a:fillRect/>
                     </a:stretch>
@@ -5640,7 +6894,7 @@
     </w:p>
     <w:p>
       <w:r>
-        <w:t>Deck reference: Slides 74–76.</w:t>
+        <w:t>Deck reference: Slides 77–79.</w:t>
       </w:r>
     </w:p>
     <w:p>
@@ -5681,7 +6935,7 @@
         <w:drawing>
           <wp:inline xmlns:a="http://schemas.openxmlformats.org/drawingml/2006/main" xmlns:pic="http://schemas.openxmlformats.org/drawingml/2006/picture">
             <wp:extent cx="5669280" cy="3271647"/>
-            <wp:docPr id="12" name="Picture 12"/>
+            <wp:docPr id="11" name="Picture 11"/>
             <wp:cNvGraphicFramePr>
               <a:graphicFrameLocks noChangeAspect="1"/>
             </wp:cNvGraphicFramePr>
@@ -5693,7 +6947,7 @@
                     <pic:cNvPicPr/>
                   </pic:nvPicPr>
                   <pic:blipFill>
-                    <a:blip r:embed="rId20"/>
+                    <a:blip r:embed="rId19"/>
                     <a:stretch>
                       <a:fillRect/>
                     </a:stretch>
@@ -5743,7 +6997,7 @@
         <w:drawing>
           <wp:inline xmlns:a="http://schemas.openxmlformats.org/drawingml/2006/main" xmlns:pic="http://schemas.openxmlformats.org/drawingml/2006/picture">
             <wp:extent cx="5669280" cy="1751834"/>
-            <wp:docPr id="13" name="Picture 13"/>
+            <wp:docPr id="12" name="Picture 12"/>
             <wp:cNvGraphicFramePr>
               <a:graphicFrameLocks noChangeAspect="1"/>
             </wp:cNvGraphicFramePr>
@@ -5755,7 +7009,7 @@
                     <pic:cNvPicPr/>
                   </pic:nvPicPr>
                   <pic:blipFill>
-                    <a:blip r:embed="rId21"/>
+                    <a:blip r:embed="rId20"/>
                     <a:stretch>
                       <a:fillRect/>
                     </a:stretch>
@@ -6554,7 +7808,7 @@
     </w:p>
     <w:p>
       <w:r>
-        <w:t>Tokenization · Embeddings · Vector stores · Grounded answers   (Deck reference: Slides 78–90.)</w:t>
+        <w:t>Tokenization · Embeddings · Vector stores · Grounded answers   (Deck reference: Slides 81–93.)</w:t>
       </w:r>
     </w:p>
     <w:p>
@@ -6673,7 +7927,7 @@
         <w:drawing>
           <wp:inline xmlns:a="http://schemas.openxmlformats.org/drawingml/2006/main" xmlns:pic="http://schemas.openxmlformats.org/drawingml/2006/picture">
             <wp:extent cx="5669280" cy="2914918"/>
-            <wp:docPr id="14" name="Picture 14"/>
+            <wp:docPr id="13" name="Picture 13"/>
             <wp:cNvGraphicFramePr>
               <a:graphicFrameLocks noChangeAspect="1"/>
             </wp:cNvGraphicFramePr>
@@ -6685,7 +7939,7 @@
                     <pic:cNvPicPr/>
                   </pic:nvPicPr>
                   <pic:blipFill>
-                    <a:blip r:embed="rId22"/>
+                    <a:blip r:embed="rId21"/>
                     <a:stretch>
                       <a:fillRect/>
                     </a:stretch>
@@ -6725,7 +7979,7 @@
         <w:drawing>
           <wp:inline xmlns:a="http://schemas.openxmlformats.org/drawingml/2006/main" xmlns:pic="http://schemas.openxmlformats.org/drawingml/2006/picture">
             <wp:extent cx="5669280" cy="1774418"/>
-            <wp:docPr id="15" name="Picture 15"/>
+            <wp:docPr id="14" name="Picture 14"/>
             <wp:cNvGraphicFramePr>
               <a:graphicFrameLocks noChangeAspect="1"/>
             </wp:cNvGraphicFramePr>
@@ -6737,7 +7991,7 @@
                     <pic:cNvPicPr/>
                   </pic:nvPicPr>
                   <pic:blipFill>
-                    <a:blip r:embed="rId23"/>
+                    <a:blip r:embed="rId22"/>
                     <a:stretch>
                       <a:fillRect/>
                     </a:stretch>
@@ -6777,7 +8031,7 @@
         <w:drawing>
           <wp:inline xmlns:a="http://schemas.openxmlformats.org/drawingml/2006/main" xmlns:pic="http://schemas.openxmlformats.org/drawingml/2006/picture">
             <wp:extent cx="5669280" cy="3188970"/>
-            <wp:docPr id="16" name="Picture 16"/>
+            <wp:docPr id="15" name="Picture 15"/>
             <wp:cNvGraphicFramePr>
               <a:graphicFrameLocks noChangeAspect="1"/>
             </wp:cNvGraphicFramePr>
@@ -6789,7 +8043,7 @@
                     <pic:cNvPicPr/>
                   </pic:nvPicPr>
                   <pic:blipFill>
-                    <a:blip r:embed="rId24"/>
+                    <a:blip r:embed="rId23"/>
                     <a:stretch>
                       <a:fillRect/>
                     </a:stretch>
@@ -6836,7 +8090,7 @@
     </w:p>
     <w:p>
       <w:r>
-        <w:t>Deck reference: Slides 87–90.</w:t>
+        <w:t>Deck reference: Slides 90–93.</w:t>
       </w:r>
     </w:p>
     <w:p>
@@ -6877,7 +8131,7 @@
         <w:drawing>
           <wp:inline xmlns:a="http://schemas.openxmlformats.org/drawingml/2006/main" xmlns:pic="http://schemas.openxmlformats.org/drawingml/2006/picture">
             <wp:extent cx="5669280" cy="3543300"/>
-            <wp:docPr id="17" name="Picture 17"/>
+            <wp:docPr id="16" name="Picture 16"/>
             <wp:cNvGraphicFramePr>
               <a:graphicFrameLocks noChangeAspect="1"/>
             </wp:cNvGraphicFramePr>
@@ -6889,7 +8143,7 @@
                     <pic:cNvPicPr/>
                   </pic:nvPicPr>
                   <pic:blipFill>
-                    <a:blip r:embed="rId25"/>
+                    <a:blip r:embed="rId24"/>
                     <a:stretch>
                       <a:fillRect/>
                     </a:stretch>
@@ -6939,7 +8193,7 @@
         <w:drawing>
           <wp:inline xmlns:a="http://schemas.openxmlformats.org/drawingml/2006/main" xmlns:pic="http://schemas.openxmlformats.org/drawingml/2006/picture">
             <wp:extent cx="5669280" cy="1978033"/>
-            <wp:docPr id="18" name="Picture 18"/>
+            <wp:docPr id="17" name="Picture 17"/>
             <wp:cNvGraphicFramePr>
               <a:graphicFrameLocks noChangeAspect="1"/>
             </wp:cNvGraphicFramePr>
@@ -6951,7 +8205,7 @@
                     <pic:cNvPicPr/>
                   </pic:nvPicPr>
                   <pic:blipFill>
-                    <a:blip r:embed="rId26"/>
+                    <a:blip r:embed="rId25"/>
                     <a:stretch>
                       <a:fillRect/>
                     </a:stretch>
@@ -6991,7 +8245,7 @@
         <w:drawing>
           <wp:inline xmlns:a="http://schemas.openxmlformats.org/drawingml/2006/main" xmlns:pic="http://schemas.openxmlformats.org/drawingml/2006/picture">
             <wp:extent cx="5669280" cy="2134729"/>
-            <wp:docPr id="19" name="Picture 19"/>
+            <wp:docPr id="18" name="Picture 18"/>
             <wp:cNvGraphicFramePr>
               <a:graphicFrameLocks noChangeAspect="1"/>
             </wp:cNvGraphicFramePr>
@@ -7003,7 +8257,7 @@
                     <pic:cNvPicPr/>
                   </pic:nvPicPr>
                   <pic:blipFill>
-                    <a:blip r:embed="rId27"/>
+                    <a:blip r:embed="rId26"/>
                     <a:stretch>
                       <a:fillRect/>
                     </a:stretch>
@@ -8225,7 +9479,7 @@
       </w:r>
     </w:p>
     <w:sectPr>
-      <w:footerReference w:type="default" r:id="rId28"/>
+      <w:footerReference w:type="default" r:id="rId27"/>
       <w:pgSz w:w="12240" w:h="15840"/>
       <w:pgMar w:top="1440" w:right="1800" w:bottom="1440" w:left="1800" w:header="720" w:footer="720" w:gutter="0"/>
       <w:cols w:space="720"/>

--- a/courseware/LG-Agentic AI for Business Process Automation.docx
+++ b/courseware/LG-Agentic AI for Business Process Automation.docx
@@ -593,7 +593,7 @@
               <w:rPr>
                 <w:sz w:val="19"/>
               </w:rPr>
-              <w:t>Topic 1 now opens with the modern view of agentic automation, replacing the separate Foundation section: a brief history of AI 2023–2026 (prompt, context and harness engineering to AI agents), agentic AI vs AI agents, workflow first vs AI first, the trend of using Claude Code and Codex to build workflows, the five principles of AI security and why workflow first is more secure, and the business value of workflow-first agentic automation.</w:t>
+              <w:t>Topic 1 now opens with the modern view of agentic automation, replacing the separate Foundation section: a brief history of AI 2023–2026 (prompt, context and harness engineering to AI agents), agentic AI vs AI agents, workflow first vs agent first, the trend of using Claude Code and Codex to build workflows, the five principles of AI security and why workflow first is more secure, and the business value of workflow-first agentic automation.</w:t>
             </w:r>
           </w:p>
         </w:tc>
@@ -2695,7 +2695,7 @@
     </w:p>
     <w:p>
       <w:r>
-        <w:t>The two terms are often used loosely; in this course they mean different things. AGENTIC AI is the umbrella term for the whole system — any system in which AI pursues a goal over many steps, planning, acting through tools, checking the result and adapting. It includes the orchestration, the data, the guardrails and the human approvals, and it can be built as a workflow with AI steps or around one or more agents. An AI AGENT is one building block inside it: a single LLM given a goal, tools, memory and instructions, which decides its own next step in a loop and chooses which tool to call and when. In n8n that is the AI Agent node with its Chat Model, Memory and Tools. The best agentic systems use agents only where judgement is needed.</w:t>
+        <w:t>AGENTIC AI is the broad category: any AI system that pursues a goal over many steps — it plans, acts through tools, checks the result and adapts. It is usually started by a person or a trigger and stops when the task is done; a Claude Code or Codex session, or an n8n workflow with AI steps, are agentic AI. AI AGENTS are a special type of agentic AI system that exists 24/7. They are usually installed in the cloud so they serve all the time, with no laptop needing to be open: they wait for events — messages, emails, webhooks, schedules — act on them around the clock, and keep their memory across conversations and days. OpenClaw, Hermes Agent and an n8n agent running on a cloud instance behind a webhook are AI agents. Every AI agent is agentic AI, but not every agentic AI is an AI agent — the difference is that an AI agent is always on.</w:t>
       </w:r>
     </w:p>
     <w:p>
@@ -2705,12 +2705,12 @@
           <w:color w:val="1F6FEB"/>
           <w:sz w:val="22"/>
         </w:rPr>
-        <w:t>Workflow first vs AI first</w:t>
-      </w:r>
-    </w:p>
-    <w:p>
-      <w:r>
-        <w:t>There are two ways to build agentic automation. WORKFLOW FIRST is the modern form of rule-based (RPA-style) automation: you design the path, and AI is added only at the steps that need judgement. AI FIRST hands the path to an AI agent, which decides the steps and tools at run time.</w:t>
+        <w:t>Workflow first vs agent first</w:t>
+      </w:r>
+    </w:p>
+    <w:p>
+      <w:r>
+        <w:t>There are two ways to build agentic automation. WORKFLOW FIRST is the modern form of rule-based (RPA-style) automation: the workflow owns the path, and its steps can be ordinary nodes, AI nodes or even AI Agent nodes — exactly as in n8n, where an AI Agent node sits inside a workflow. AGENT FIRST hands the whole path to an AI agent, which decides the steps and tools at run time.</w:t>
       </w:r>
     </w:p>
     <w:tbl>
@@ -2771,7 +2771,7 @@
                 <w:color w:val="FFFFFF"/>
                 <w:sz w:val="19"/>
               </w:rPr>
-              <w:t>AI First (AI Agent)</w:t>
+              <w:t>Agent First</w:t>
             </w:r>
           </w:p>
         </w:tc>
@@ -2802,7 +2802,7 @@
               <w:rPr>
                 <w:sz w:val="19"/>
               </w:rPr>
-              <w:t>You design the steps; AI handles individual nodes</w:t>
+              <w:t>The workflow — steps may be AI nodes or AI Agent nodes</w:t>
             </w:r>
           </w:p>
         </w:tc>
@@ -3050,7 +3050,7 @@
     <w:p/>
     <w:p>
       <w:r>
-        <w:t>Workflow first is more deterministic; AI first is more efficient. Because reliability matters most in business, companies try to make as much of a process deterministic as possible. (Source: n8n, In The Loop 2026 opening keynote and product direction.)</w:t>
+        <w:t>Workflow first is more deterministic; agent first is more efficient. Because reliability matters most in business, companies try to make as much of a process deterministic as possible. (Source: n8n, In The Loop 2026 opening keynote and product direction.)</w:t>
       </w:r>
     </w:p>
     <w:p>
@@ -3448,7 +3448,7 @@
                 <w:color w:val="FFFFFF"/>
                 <w:sz w:val="19"/>
               </w:rPr>
-              <w:t>AI First (AI Agent)</w:t>
+              <w:t>Agent First</w:t>
             </w:r>
           </w:p>
         </w:tc>

--- a/courseware/LG-Agentic AI for Business Process Automation.docx
+++ b/courseware/LG-Agentic AI for Business Process Automation.docx
@@ -593,7 +593,7 @@
               <w:rPr>
                 <w:sz w:val="19"/>
               </w:rPr>
-              <w:t>Topic 1 now opens with the modern view of agentic automation, replacing the separate Foundation section: a brief history of AI 2023–2026 (prompt, context and harness engineering to AI agents), agentic AI vs AI agents, workflow first vs agent first, the trend of using Claude Code and Codex to build workflows, the five principles of AI security and why workflow first is more secure, and the business value of workflow-first agentic automation.</w:t>
+              <w:t>Topic 1 now opens with the modern view of agentic automation, replacing the separate Foundation section: a brief history of AI 2023–2026 (prompt, context and harness engineering to AI agents), agentic AI vs AI agents, workflow first vs agent first, AI-assisted workflow creation with n8n Assistant (plus claiming the free AI credits and a social media campaign demo), an n8n training-accounts slide, the five principles of AI security and why workflow first is more secure, and the business value of workflow-first agentic automation.</w:t>
             </w:r>
           </w:p>
         </w:tc>
@@ -764,7 +764,7 @@
         </w:rPr>
         <w:t>Lab 1 — n8n Trigger and Action (Event Flyer with QR Code)</w:t>
         <w:tab/>
-        <w:t>14</w:t>
+        <w:t>16</w:t>
       </w:r>
     </w:p>
     <w:p>
@@ -784,7 +784,7 @@
         </w:rPr>
         <w:t>Lab 2 — Webhook and AI Agent (Marina Trust Bank Onboarding)</w:t>
         <w:tab/>
-        <w:t>18</w:t>
+        <w:t>20</w:t>
       </w:r>
     </w:p>
     <w:p>
@@ -803,7 +803,7 @@
         </w:rPr>
         <w:t>Topic 02 — Agentic Chatbot and Human in the Loop</w:t>
         <w:tab/>
-        <w:t>21</w:t>
+        <w:t>23</w:t>
       </w:r>
     </w:p>
     <w:p>
@@ -823,7 +823,7 @@
         </w:rPr>
         <w:t>Lab 3 — Chatbot Webhook (Investment Advisor)</w:t>
         <w:tab/>
-        <w:t>23</w:t>
+        <w:t>25</w:t>
       </w:r>
     </w:p>
     <w:p>
@@ -843,7 +843,7 @@
         </w:rPr>
         <w:t>Lab 4 — Human in the Loop (Client Rapport Assistant)</w:t>
         <w:tab/>
-        <w:t>26</w:t>
+        <w:t>28</w:t>
       </w:r>
     </w:p>
     <w:p>
@@ -862,7 +862,7 @@
         </w:rPr>
         <w:t>Topic 03 — Retrieval-Augmented Generation (RAG)</w:t>
         <w:tab/>
-        <w:t>30</w:t>
+        <w:t>32</w:t>
       </w:r>
     </w:p>
     <w:p>
@@ -882,7 +882,7 @@
         </w:rPr>
         <w:t>Lab 5 — RAG Customer Care Chatbot (Cook &amp; Bake Academy)</w:t>
         <w:tab/>
-        <w:t>32</w:t>
+        <w:t>34</w:t>
       </w:r>
     </w:p>
     <w:p>
@@ -901,7 +901,7 @@
         </w:rPr>
         <w:t>Taking This Back to Work</w:t>
         <w:tab/>
-        <w:t>37</w:t>
+        <w:t>39</w:t>
       </w:r>
     </w:p>
     <w:p>
@@ -920,7 +920,7 @@
         </w:rPr>
         <w:t>Assessment</w:t>
         <w:tab/>
-        <w:t>37</w:t>
+        <w:t>39</w:t>
       </w:r>
     </w:p>
     <w:p>
@@ -939,7 +939,7 @@
         </w:rPr>
         <w:t>Glossary</w:t>
         <w:tab/>
-        <w:t>37</w:t>
+        <w:t>39</w:t>
       </w:r>
     </w:p>
     <w:p>
@@ -1531,6 +1531,14 @@
         <w:pStyle w:val="ListBullet"/>
       </w:pPr>
       <w:r>
+        <w:t>Your n8n training account — the trainer assigns one per learner (see the n8n Training Accounts slide). Sign in with it, and do not change its password.</w:t>
+      </w:r>
+    </w:p>
+    <w:p>
+      <w:pPr>
+        <w:pStyle w:val="ListBullet"/>
+      </w:pPr>
+      <w:r>
         <w:t>A modern web browser — several labs open a local HTML page that talks to your n8n webhook.</w:t>
       </w:r>
     </w:p>
@@ -2039,7 +2047,7 @@
     </w:p>
     <w:p>
       <w:r>
-        <w:t>Why agentic AI · Workflow first · Triggers &amp; actions · LLM agents · Webhooks   (Deck reference: Slides 21–68.)</w:t>
+        <w:t>Why agentic AI · Workflow first · Triggers &amp; actions · LLM agents · Webhooks   (Deck reference: Slides 21–71.)</w:t>
       </w:r>
     </w:p>
     <w:p>
@@ -2052,7 +2060,7 @@
     </w:p>
     <w:p>
       <w:r>
-        <w:t>Deck reference: Slides 21–30.</w:t>
+        <w:t>Deck reference: Slides 21–33.</w:t>
       </w:r>
     </w:p>
     <w:p>
@@ -3060,12 +3068,315 @@
           <w:color w:val="1F6FEB"/>
           <w:sz w:val="22"/>
         </w:rPr>
-        <w:t>The trend: AI agents build the workflow</w:t>
-      </w:r>
-    </w:p>
-    <w:p>
-      <w:r>
-        <w:t>AI-powered coding tools such as Claude Code and Codex are AI agents themselves, and they have made designing, building and changing workflows fast and cheap. The trend is therefore to use them to CREATE the workflow — describe the process in plain English, let Claude Code or Codex draft the n8n workflow, review and test it — and then let the deterministic workflow RUN the process, with AI nodes only where judgement is needed. The agent's efficiency goes into building, the workflow's determinism into running.</w:t>
+        <w:t>The trend: AI-assisted workflow creation</w:t>
+      </w:r>
+    </w:p>
+    <w:p>
+      <w:r>
+        <w:t>AI-powered coding tools — n8n Assistant inside n8n, and Claude Code and Codex outside it — are AI agents themselves, and they have made designing, building and changing workflows fast and cheap. The trend is AI-ASSISTED WORKFLOW CREATION: describe the process in plain English, let the assistant draft the workflow, review and test it, and then let the deterministic workflow RUN the process, with AI and AI Agent nodes only where judgement is needed. The agent's efficiency goes into building; the workflow's determinism goes into running.</w:t>
+      </w:r>
+    </w:p>
+    <w:p>
+      <w:r>
+        <w:rPr>
+          <w:b/>
+          <w:color w:val="1F6FEB"/>
+          <w:sz w:val="22"/>
+        </w:rPr>
+        <w:t>n8n Assistant — describe it, n8n builds it</w:t>
+      </w:r>
+    </w:p>
+    <w:p>
+      <w:r>
+        <w:t>Open Assistant in the left sidebar of n8n. At the prompt "What do you want to automate?" describe the workflow: what triggers it, which apps it uses, what data it reads and writes, what happens on success and on failure, and whether it should ask before publishing. n8n Assistant plans the workflow, builds it in your project, tests it and helps fix errors. The result is a normal n8n workflow that you open, inspect, edit, test and publish yourself. On n8n Cloud, Assistant chats use the plan's monthly Assistant credits; they are separate from the Gateway credits your workflow's AI nodes use when they run.</w:t>
+      </w:r>
+    </w:p>
+    <w:p>
+      <w:pPr>
+        <w:jc w:val="center"/>
+      </w:pPr>
+      <w:r>
+        <w:drawing>
+          <wp:inline xmlns:a="http://schemas.openxmlformats.org/drawingml/2006/main" xmlns:pic="http://schemas.openxmlformats.org/drawingml/2006/picture">
+            <wp:extent cx="5669280" cy="2721103"/>
+            <wp:docPr id="4" name="Picture 4"/>
+            <wp:cNvGraphicFramePr>
+              <a:graphicFrameLocks noChangeAspect="1"/>
+            </wp:cNvGraphicFramePr>
+            <a:graphic>
+              <a:graphicData uri="http://schemas.openxmlformats.org/drawingml/2006/picture">
+                <pic:pic>
+                  <pic:nvPicPr>
+                    <pic:cNvPr id="0" name="n8n-assistant.png"/>
+                    <pic:cNvPicPr/>
+                  </pic:nvPicPr>
+                  <pic:blipFill>
+                    <a:blip r:embed="rId12"/>
+                    <a:stretch>
+                      <a:fillRect/>
+                    </a:stretch>
+                  </pic:blipFill>
+                  <pic:spPr>
+                    <a:xfrm>
+                      <a:off x="0" y="0"/>
+                      <a:ext cx="5669280" cy="2721103"/>
+                    </a:xfrm>
+                    <a:prstGeom prst="rect"/>
+                  </pic:spPr>
+                </pic:pic>
+              </a:graphicData>
+            </a:graphic>
+          </wp:inline>
+        </w:drawing>
+      </w:r>
+    </w:p>
+    <w:p>
+      <w:pPr>
+        <w:jc w:val="center"/>
+      </w:pPr>
+      <w:r>
+        <w:rPr>
+          <w:i/>
+          <w:color w:val="555B66"/>
+          <w:sz w:val="18"/>
+        </w:rPr>
+        <w:t>n8n Assistant — "What do you want to automate?" Type a prompt, or start from a suggestion such as Score my leads or Schedule social posts.</w:t>
+      </w:r>
+    </w:p>
+    <w:p>
+      <w:r>
+        <w:rPr>
+          <w:b/>
+          <w:color w:val="1F6FEB"/>
+          <w:sz w:val="22"/>
+        </w:rPr>
+        <w:t>Claim your free AI credits</w:t>
+      </w:r>
+    </w:p>
+    <w:p>
+      <w:r>
+        <w:t>The n8n Cloud free trial includes free Gateway credits, which let a node call a supported AI model without a provider account or API key.</w:t>
+      </w:r>
+    </w:p>
+    <w:p>
+      <w:pPr>
+        <w:pStyle w:val="ListNumber"/>
+      </w:pPr>
+      <w:r>
+        <w:t>Sign in to n8n Cloud with your training account.</w:t>
+      </w:r>
+    </w:p>
+    <w:p>
+      <w:pPr>
+        <w:ind w:left="720"/>
+      </w:pPr>
+      <w:r>
+        <w:rPr>
+          <w:b/>
+          <w:i/>
+          <w:color w:val="B4760B"/>
+          <w:sz w:val="19"/>
+        </w:rPr>
+        <w:t xml:space="preserve">Why this step: </w:t>
+      </w:r>
+      <w:r>
+        <w:rPr>
+          <w:i/>
+          <w:color w:val="555B66"/>
+          <w:sz w:val="19"/>
+        </w:rPr>
+        <w:t>The trial's credit balance belongs to that instance.</w:t>
+      </w:r>
+    </w:p>
+    <w:p>
+      <w:pPr>
+        <w:pStyle w:val="ListNumber"/>
+      </w:pPr>
+      <w:r>
+        <w:t>Open a workflow and add an AI node — for example an AI Agent with a Google Gemini or OpenAI Chat Model.</w:t>
+      </w:r>
+    </w:p>
+    <w:p>
+      <w:pPr>
+        <w:pStyle w:val="ListNumber"/>
+      </w:pPr>
+      <w:r>
+        <w:t>In the node's Credential field, select Use Gateway credits. The option shows your remaining balance.</w:t>
+      </w:r>
+    </w:p>
+    <w:p>
+      <w:pPr>
+        <w:ind w:left="720"/>
+      </w:pPr>
+      <w:r>
+        <w:rPr>
+          <w:b/>
+          <w:i/>
+          <w:color w:val="B4760B"/>
+          <w:sz w:val="19"/>
+        </w:rPr>
+        <w:t xml:space="preserve">Why this step: </w:t>
+      </w:r>
+      <w:r>
+        <w:rPr>
+          <w:i/>
+          <w:color w:val="555B66"/>
+          <w:sz w:val="19"/>
+        </w:rPr>
+        <w:t>No API key is pasted anywhere, so none can leak.</w:t>
+      </w:r>
+    </w:p>
+    <w:p>
+      <w:pPr>
+        <w:pStyle w:val="ListNumber"/>
+      </w:pPr>
+      <w:r>
+        <w:t>Pick a supported model, configure the rest of the node as usual, and run it.</w:t>
+      </w:r>
+    </w:p>
+    <w:p>
+      <w:pPr>
+        <w:pStyle w:val="ListNumber"/>
+      </w:pPr>
+      <w:r>
+        <w:t>Track the balance on the node, or in the Admin Panel under Gateway credits.</w:t>
+      </w:r>
+    </w:p>
+    <w:p>
+      <w:pPr>
+        <w:ind w:left="720"/>
+      </w:pPr>
+      <w:r>
+        <w:rPr>
+          <w:b/>
+          <w:i/>
+          <w:color w:val="B4760B"/>
+          <w:sz w:val="19"/>
+        </w:rPr>
+        <w:t xml:space="preserve">Why this step: </w:t>
+      </w:r>
+      <w:r>
+        <w:rPr>
+          <w:i/>
+          <w:color w:val="555B66"/>
+          <w:sz w:val="19"/>
+        </w:rPr>
+        <w:t>When the balance reaches zero, nodes on Gateway credits stop until credit is added or you switch to your own credential.</w:t>
+      </w:r>
+    </w:p>
+    <w:p>
+      <w:r>
+        <w:rPr>
+          <w:b/>
+          <w:color w:val="1F6FEB"/>
+        </w:rPr>
+        <w:t xml:space="preserve">Note: </w:t>
+      </w:r>
+      <w:r>
+        <w:rPr>
+          <w:sz w:val="20"/>
+        </w:rPr>
+        <w:t>If a red toast reads "Free AI credits — Enable to claim credits", that is n8n's legacy one-time OpenAI offer, which is not issued to instances that have Gateway credits. Ignore it and use Use Gateway credits on the node instead.</w:t>
+      </w:r>
+    </w:p>
+    <w:p>
+      <w:r>
+        <w:rPr>
+          <w:b/>
+          <w:color w:val="1F6FEB"/>
+          <w:sz w:val="22"/>
+        </w:rPr>
+        <w:t>Demo: build a social media campaign workflow with n8n Assistant</w:t>
+      </w:r>
+    </w:p>
+    <w:p>
+      <w:r>
+        <w:t>Paste this prompt into n8n Assistant:</w:t>
+      </w:r>
+    </w:p>
+    <w:p>
+      <w:r>
+        <w:rPr>
+          <w:rFonts w:ascii="Consolas" w:hAnsi="Consolas"/>
+          <w:color w:val="0B3060"/>
+          <w:sz w:val="19"/>
+        </w:rPr>
+        <w:t>Create a workflow for a social media marketing campaign:</w:t>
+      </w:r>
+    </w:p>
+    <w:p>
+      <w:r>
+        <w:rPr>
+          <w:rFonts w:ascii="Consolas" w:hAnsi="Consolas"/>
+          <w:color w:val="0B3060"/>
+          <w:sz w:val="19"/>
+        </w:rPr>
+        <w:t>1. Start from a form where I enter a campaign topic.</w:t>
+      </w:r>
+    </w:p>
+    <w:p>
+      <w:r>
+        <w:rPr>
+          <w:rFonts w:ascii="Consolas" w:hAnsi="Consolas"/>
+          <w:color w:val="0B3060"/>
+          <w:sz w:val="19"/>
+        </w:rPr>
+        <w:t>2. Research the topic on the web and summarise 3 key points.</w:t>
+      </w:r>
+    </w:p>
+    <w:p>
+      <w:r>
+        <w:rPr>
+          <w:rFonts w:ascii="Consolas" w:hAnsi="Consolas"/>
+          <w:color w:val="0B3060"/>
+          <w:sz w:val="19"/>
+        </w:rPr>
+        <w:t>3. Draft a LinkedIn post under 150 words from the research.</w:t>
+      </w:r>
+    </w:p>
+    <w:p>
+      <w:r>
+        <w:rPr>
+          <w:rFonts w:ascii="Consolas" w:hAnsi="Consolas"/>
+          <w:color w:val="0B3060"/>
+          <w:sz w:val="19"/>
+        </w:rPr>
+        <w:t>4. Email me the draft and wait for my approval before posting.</w:t>
+      </w:r>
+    </w:p>
+    <w:p>
+      <w:r>
+        <w:rPr>
+          <w:rFonts w:ascii="Consolas" w:hAnsi="Consolas"/>
+          <w:color w:val="0B3060"/>
+          <w:sz w:val="19"/>
+        </w:rPr>
+        <w:t>5. If approved, schedule the post for 9am the next weekday;</w:t>
+      </w:r>
+    </w:p>
+    <w:p>
+      <w:r>
+        <w:rPr>
+          <w:rFonts w:ascii="Consolas" w:hAnsi="Consolas"/>
+          <w:color w:val="0B3060"/>
+          <w:sz w:val="19"/>
+        </w:rPr>
+        <w:t xml:space="preserve">    if rejected, log my feedback in a Google Sheet.</w:t>
+      </w:r>
+    </w:p>
+    <w:p>
+      <w:r>
+        <w:rPr>
+          <w:rFonts w:ascii="Consolas" w:hAnsi="Consolas"/>
+          <w:color w:val="0B3060"/>
+          <w:sz w:val="19"/>
+        </w:rPr>
+        <w:t>Use Gateway credits for the AI model. Ask me before publishing.</w:t>
+      </w:r>
+    </w:p>
+    <w:p>
+      <w:r>
+        <w:t>n8n Assistant plans and builds a five-stage workflow: a Form Trigger where you enter the topic; an AI Agent with a web-search tool that researches it; an AI step that drafts the post; a human-in-the-loop approval (Gmail Send and Wait for Response) so nothing is posted unchecked; and a Wait plus the social node that schedules and publishes the approved post, with rejections logged to a Google Sheet. Then review the plan before it builds, connect Gmail and the social account when it asks, test with a real topic and approve the draft, and publish only when the run looks right. The AI built the workflow; the workflow runs it.</w:t>
       </w:r>
     </w:p>
     <w:p>
@@ -4283,7 +4594,7 @@
     </w:p>
     <w:p>
       <w:r>
-        <w:t>Deck reference: Slides 61–64.</w:t>
+        <w:t>Deck reference: Slides 64–67.</w:t>
       </w:r>
     </w:p>
     <w:p>
@@ -4324,7 +4635,7 @@
         <w:drawing>
           <wp:inline xmlns:a="http://schemas.openxmlformats.org/drawingml/2006/main" xmlns:pic="http://schemas.openxmlformats.org/drawingml/2006/picture">
             <wp:extent cx="5669280" cy="2381098"/>
-            <wp:docPr id="4" name="Picture 4"/>
+            <wp:docPr id="5" name="Picture 5"/>
             <wp:cNvGraphicFramePr>
               <a:graphicFrameLocks noChangeAspect="1"/>
             </wp:cNvGraphicFramePr>
@@ -4336,7 +4647,7 @@
                     <pic:cNvPicPr/>
                   </pic:nvPicPr>
                   <pic:blipFill>
-                    <a:blip r:embed="rId12"/>
+                    <a:blip r:embed="rId13"/>
                     <a:stretch>
                       <a:fillRect/>
                     </a:stretch>
@@ -4376,7 +4687,7 @@
         <w:drawing>
           <wp:inline xmlns:a="http://schemas.openxmlformats.org/drawingml/2006/main" xmlns:pic="http://schemas.openxmlformats.org/drawingml/2006/picture">
             <wp:extent cx="5669280" cy="3188970"/>
-            <wp:docPr id="5" name="Picture 5"/>
+            <wp:docPr id="6" name="Picture 6"/>
             <wp:cNvGraphicFramePr>
               <a:graphicFrameLocks noChangeAspect="1"/>
             </wp:cNvGraphicFramePr>
@@ -4388,7 +4699,7 @@
                     <pic:cNvPicPr/>
                   </pic:nvPicPr>
                   <pic:blipFill>
-                    <a:blip r:embed="rId13"/>
+                    <a:blip r:embed="rId14"/>
                     <a:stretch>
                       <a:fillRect/>
                     </a:stretch>
@@ -4438,7 +4749,7 @@
         <w:drawing>
           <wp:inline xmlns:a="http://schemas.openxmlformats.org/drawingml/2006/main" xmlns:pic="http://schemas.openxmlformats.org/drawingml/2006/picture">
             <wp:extent cx="5669280" cy="2598791"/>
-            <wp:docPr id="6" name="Picture 6"/>
+            <wp:docPr id="7" name="Picture 7"/>
             <wp:cNvGraphicFramePr>
               <a:graphicFrameLocks noChangeAspect="1"/>
             </wp:cNvGraphicFramePr>
@@ -4450,7 +4761,7 @@
                     <pic:cNvPicPr/>
                   </pic:nvPicPr>
                   <pic:blipFill>
-                    <a:blip r:embed="rId14"/>
+                    <a:blip r:embed="rId15"/>
                     <a:stretch>
                       <a:fillRect/>
                     </a:stretch>
@@ -5084,7 +5395,7 @@
     </w:p>
     <w:p>
       <w:r>
-        <w:t>Deck reference: Slides 65–67.</w:t>
+        <w:t>Deck reference: Slides 68–70.</w:t>
       </w:r>
     </w:p>
     <w:p>
@@ -5125,7 +5436,7 @@
         <w:drawing>
           <wp:inline xmlns:a="http://schemas.openxmlformats.org/drawingml/2006/main" xmlns:pic="http://schemas.openxmlformats.org/drawingml/2006/picture">
             <wp:extent cx="5669280" cy="2480310"/>
-            <wp:docPr id="7" name="Picture 7"/>
+            <wp:docPr id="8" name="Picture 8"/>
             <wp:cNvGraphicFramePr>
               <a:graphicFrameLocks noChangeAspect="1"/>
             </wp:cNvGraphicFramePr>
@@ -5137,7 +5448,7 @@
                     <pic:cNvPicPr/>
                   </pic:nvPicPr>
                   <pic:blipFill>
-                    <a:blip r:embed="rId15"/>
+                    <a:blip r:embed="rId16"/>
                     <a:stretch>
                       <a:fillRect/>
                     </a:stretch>
@@ -5187,7 +5498,7 @@
         <w:drawing>
           <wp:inline xmlns:a="http://schemas.openxmlformats.org/drawingml/2006/main" xmlns:pic="http://schemas.openxmlformats.org/drawingml/2006/picture">
             <wp:extent cx="5669280" cy="1738361"/>
-            <wp:docPr id="8" name="Picture 8"/>
+            <wp:docPr id="9" name="Picture 9"/>
             <wp:cNvGraphicFramePr>
               <a:graphicFrameLocks noChangeAspect="1"/>
             </wp:cNvGraphicFramePr>
@@ -5199,7 +5510,7 @@
                     <pic:cNvPicPr/>
                   </pic:nvPicPr>
                   <pic:blipFill>
-                    <a:blip r:embed="rId16"/>
+                    <a:blip r:embed="rId17"/>
                     <a:stretch>
                       <a:fillRect/>
                     </a:stretch>
@@ -5928,7 +6239,7 @@
     </w:p>
     <w:p>
       <w:r>
-        <w:t>Agentic workflows · Chatbots on webhooks · Approval gates · Accountability   (Deck reference: Slides 69–80.)</w:t>
+        <w:t>Agentic workflows · Chatbots on webhooks · Approval gates · Accountability   (Deck reference: Slides 72–83.)</w:t>
       </w:r>
     </w:p>
     <w:p>
@@ -6096,7 +6407,7 @@
     </w:p>
     <w:p>
       <w:r>
-        <w:t>Deck reference: Slides 74–76.</w:t>
+        <w:t>Deck reference: Slides 77–79.</w:t>
       </w:r>
     </w:p>
     <w:p>
@@ -6137,7 +6448,7 @@
         <w:drawing>
           <wp:inline xmlns:a="http://schemas.openxmlformats.org/drawingml/2006/main" xmlns:pic="http://schemas.openxmlformats.org/drawingml/2006/picture">
             <wp:extent cx="5669280" cy="3543300"/>
-            <wp:docPr id="9" name="Picture 9"/>
+            <wp:docPr id="10" name="Picture 10"/>
             <wp:cNvGraphicFramePr>
               <a:graphicFrameLocks noChangeAspect="1"/>
             </wp:cNvGraphicFramePr>
@@ -6149,7 +6460,7 @@
                     <pic:cNvPicPr/>
                   </pic:nvPicPr>
                   <pic:blipFill>
-                    <a:blip r:embed="rId17"/>
+                    <a:blip r:embed="rId18"/>
                     <a:stretch>
                       <a:fillRect/>
                     </a:stretch>
@@ -6199,7 +6510,7 @@
         <w:drawing>
           <wp:inline xmlns:a="http://schemas.openxmlformats.org/drawingml/2006/main" xmlns:pic="http://schemas.openxmlformats.org/drawingml/2006/picture">
             <wp:extent cx="5669280" cy="1984818"/>
-            <wp:docPr id="10" name="Picture 10"/>
+            <wp:docPr id="11" name="Picture 11"/>
             <wp:cNvGraphicFramePr>
               <a:graphicFrameLocks noChangeAspect="1"/>
             </wp:cNvGraphicFramePr>
@@ -6211,7 +6522,7 @@
                     <pic:cNvPicPr/>
                   </pic:nvPicPr>
                   <pic:blipFill>
-                    <a:blip r:embed="rId18"/>
+                    <a:blip r:embed="rId19"/>
                     <a:stretch>
                       <a:fillRect/>
                     </a:stretch>
@@ -6894,7 +7205,7 @@
     </w:p>
     <w:p>
       <w:r>
-        <w:t>Deck reference: Slides 77–79.</w:t>
+        <w:t>Deck reference: Slides 80–82.</w:t>
       </w:r>
     </w:p>
     <w:p>
@@ -6935,7 +7246,7 @@
         <w:drawing>
           <wp:inline xmlns:a="http://schemas.openxmlformats.org/drawingml/2006/main" xmlns:pic="http://schemas.openxmlformats.org/drawingml/2006/picture">
             <wp:extent cx="5669280" cy="3271647"/>
-            <wp:docPr id="11" name="Picture 11"/>
+            <wp:docPr id="12" name="Picture 12"/>
             <wp:cNvGraphicFramePr>
               <a:graphicFrameLocks noChangeAspect="1"/>
             </wp:cNvGraphicFramePr>
@@ -6947,7 +7258,7 @@
                     <pic:cNvPicPr/>
                   </pic:nvPicPr>
                   <pic:blipFill>
-                    <a:blip r:embed="rId19"/>
+                    <a:blip r:embed="rId20"/>
                     <a:stretch>
                       <a:fillRect/>
                     </a:stretch>
@@ -6997,7 +7308,7 @@
         <w:drawing>
           <wp:inline xmlns:a="http://schemas.openxmlformats.org/drawingml/2006/main" xmlns:pic="http://schemas.openxmlformats.org/drawingml/2006/picture">
             <wp:extent cx="5669280" cy="1751834"/>
-            <wp:docPr id="12" name="Picture 12"/>
+            <wp:docPr id="13" name="Picture 13"/>
             <wp:cNvGraphicFramePr>
               <a:graphicFrameLocks noChangeAspect="1"/>
             </wp:cNvGraphicFramePr>
@@ -7009,7 +7320,7 @@
                     <pic:cNvPicPr/>
                   </pic:nvPicPr>
                   <pic:blipFill>
-                    <a:blip r:embed="rId20"/>
+                    <a:blip r:embed="rId21"/>
                     <a:stretch>
                       <a:fillRect/>
                     </a:stretch>
@@ -7808,7 +8119,7 @@
     </w:p>
     <w:p>
       <w:r>
-        <w:t>Tokenization · Embeddings · Vector stores · Grounded answers   (Deck reference: Slides 81–93.)</w:t>
+        <w:t>Tokenization · Embeddings · Vector stores · Grounded answers   (Deck reference: Slides 84–96.)</w:t>
       </w:r>
     </w:p>
     <w:p>
@@ -7927,7 +8238,7 @@
         <w:drawing>
           <wp:inline xmlns:a="http://schemas.openxmlformats.org/drawingml/2006/main" xmlns:pic="http://schemas.openxmlformats.org/drawingml/2006/picture">
             <wp:extent cx="5669280" cy="2914918"/>
-            <wp:docPr id="13" name="Picture 13"/>
+            <wp:docPr id="14" name="Picture 14"/>
             <wp:cNvGraphicFramePr>
               <a:graphicFrameLocks noChangeAspect="1"/>
             </wp:cNvGraphicFramePr>
@@ -7939,7 +8250,7 @@
                     <pic:cNvPicPr/>
                   </pic:nvPicPr>
                   <pic:blipFill>
-                    <a:blip r:embed="rId21"/>
+                    <a:blip r:embed="rId22"/>
                     <a:stretch>
                       <a:fillRect/>
                     </a:stretch>
@@ -7979,7 +8290,7 @@
         <w:drawing>
           <wp:inline xmlns:a="http://schemas.openxmlformats.org/drawingml/2006/main" xmlns:pic="http://schemas.openxmlformats.org/drawingml/2006/picture">
             <wp:extent cx="5669280" cy="1774418"/>
-            <wp:docPr id="14" name="Picture 14"/>
+            <wp:docPr id="15" name="Picture 15"/>
             <wp:cNvGraphicFramePr>
               <a:graphicFrameLocks noChangeAspect="1"/>
             </wp:cNvGraphicFramePr>
@@ -7991,7 +8302,7 @@
                     <pic:cNvPicPr/>
                   </pic:nvPicPr>
                   <pic:blipFill>
-                    <a:blip r:embed="rId22"/>
+                    <a:blip r:embed="rId23"/>
                     <a:stretch>
                       <a:fillRect/>
                     </a:stretch>
@@ -8031,7 +8342,7 @@
         <w:drawing>
           <wp:inline xmlns:a="http://schemas.openxmlformats.org/drawingml/2006/main" xmlns:pic="http://schemas.openxmlformats.org/drawingml/2006/picture">
             <wp:extent cx="5669280" cy="3188970"/>
-            <wp:docPr id="15" name="Picture 15"/>
+            <wp:docPr id="16" name="Picture 16"/>
             <wp:cNvGraphicFramePr>
               <a:graphicFrameLocks noChangeAspect="1"/>
             </wp:cNvGraphicFramePr>
@@ -8043,7 +8354,7 @@
                     <pic:cNvPicPr/>
                   </pic:nvPicPr>
                   <pic:blipFill>
-                    <a:blip r:embed="rId23"/>
+                    <a:blip r:embed="rId24"/>
                     <a:stretch>
                       <a:fillRect/>
                     </a:stretch>
@@ -8090,7 +8401,7 @@
     </w:p>
     <w:p>
       <w:r>
-        <w:t>Deck reference: Slides 90–93.</w:t>
+        <w:t>Deck reference: Slides 93–96.</w:t>
       </w:r>
     </w:p>
     <w:p>
@@ -8131,7 +8442,7 @@
         <w:drawing>
           <wp:inline xmlns:a="http://schemas.openxmlformats.org/drawingml/2006/main" xmlns:pic="http://schemas.openxmlformats.org/drawingml/2006/picture">
             <wp:extent cx="5669280" cy="3543300"/>
-            <wp:docPr id="16" name="Picture 16"/>
+            <wp:docPr id="17" name="Picture 17"/>
             <wp:cNvGraphicFramePr>
               <a:graphicFrameLocks noChangeAspect="1"/>
             </wp:cNvGraphicFramePr>
@@ -8143,7 +8454,7 @@
                     <pic:cNvPicPr/>
                   </pic:nvPicPr>
                   <pic:blipFill>
-                    <a:blip r:embed="rId24"/>
+                    <a:blip r:embed="rId25"/>
                     <a:stretch>
                       <a:fillRect/>
                     </a:stretch>
@@ -8193,7 +8504,7 @@
         <w:drawing>
           <wp:inline xmlns:a="http://schemas.openxmlformats.org/drawingml/2006/main" xmlns:pic="http://schemas.openxmlformats.org/drawingml/2006/picture">
             <wp:extent cx="5669280" cy="1978033"/>
-            <wp:docPr id="17" name="Picture 17"/>
+            <wp:docPr id="18" name="Picture 18"/>
             <wp:cNvGraphicFramePr>
               <a:graphicFrameLocks noChangeAspect="1"/>
             </wp:cNvGraphicFramePr>
@@ -8205,7 +8516,7 @@
                     <pic:cNvPicPr/>
                   </pic:nvPicPr>
                   <pic:blipFill>
-                    <a:blip r:embed="rId25"/>
+                    <a:blip r:embed="rId26"/>
                     <a:stretch>
                       <a:fillRect/>
                     </a:stretch>
@@ -8245,7 +8556,7 @@
         <w:drawing>
           <wp:inline xmlns:a="http://schemas.openxmlformats.org/drawingml/2006/main" xmlns:pic="http://schemas.openxmlformats.org/drawingml/2006/picture">
             <wp:extent cx="5669280" cy="2134729"/>
-            <wp:docPr id="18" name="Picture 18"/>
+            <wp:docPr id="19" name="Picture 19"/>
             <wp:cNvGraphicFramePr>
               <a:graphicFrameLocks noChangeAspect="1"/>
             </wp:cNvGraphicFramePr>
@@ -8257,7 +8568,7 @@
                     <pic:cNvPicPr/>
                   </pic:nvPicPr>
                   <pic:blipFill>
-                    <a:blip r:embed="rId26"/>
+                    <a:blip r:embed="rId27"/>
                     <a:stretch>
                       <a:fillRect/>
                     </a:stretch>
@@ -9479,7 +9790,7 @@
       </w:r>
     </w:p>
     <w:sectPr>
-      <w:footerReference w:type="default" r:id="rId27"/>
+      <w:footerReference w:type="default" r:id="rId28"/>
       <w:pgSz w:w="12240" w:h="15840"/>
       <w:pgMar w:top="1440" w:right="1800" w:bottom="1440" w:left="1800" w:header="720" w:footer="720" w:gutter="0"/>
       <w:cols w:space="720"/>

--- a/courseware/LG-Agentic AI for Business Process Automation.docx
+++ b/courseware/LG-Agentic AI for Business Process Automation.docx
@@ -2047,7 +2047,7 @@
     </w:p>
     <w:p>
       <w:r>
-        <w:t>Why agentic AI · Workflow first · Triggers &amp; actions · LLM agents · Webhooks   (Deck reference: Slides 21–71.)</w:t>
+        <w:t>Why agentic AI · Workflow first · Triggers &amp; actions · LLM agents · Webhooks   (Deck reference: Slides 20–72.)</w:t>
       </w:r>
     </w:p>
     <w:p>
@@ -2060,7 +2060,7 @@
     </w:p>
     <w:p>
       <w:r>
-        <w:t>Deck reference: Slides 21–33.</w:t>
+        <w:t>Deck reference: Slides 20–34.</w:t>
       </w:r>
     </w:p>
     <w:p>
@@ -3150,6 +3150,83 @@
           <w:color w:val="1F6FEB"/>
           <w:sz w:val="22"/>
         </w:rPr>
+        <w:t>Sign in to n8n</w:t>
+      </w:r>
+    </w:p>
+    <w:p>
+      <w:r>
+        <w:t>Each learner has one pre-created n8n Cloud account (n8n18oct1 to n8n18oct12@tertiaryinfotech.com); the trainer gives you yours and its password in class. The account name is the email prefix, onboarding is already complete, and each instance is a free 14-day trial that stays active through the training.</w:t>
+      </w:r>
+    </w:p>
+    <w:p>
+      <w:pPr>
+        <w:pStyle w:val="ListNumber"/>
+      </w:pPr>
+      <w:r>
+        <w:t>Go to https://app.n8n.cloud/login — or open your instance URL directly.</w:t>
+      </w:r>
+    </w:p>
+    <w:p>
+      <w:pPr>
+        <w:pStyle w:val="ListNumber"/>
+      </w:pPr>
+      <w:r>
+        <w:t>Enter your assigned account email, for example n8n18oct5@tertiaryinfotech.com.</w:t>
+      </w:r>
+    </w:p>
+    <w:p>
+      <w:pPr>
+        <w:pStyle w:val="ListNumber"/>
+      </w:pPr>
+      <w:r>
+        <w:t>Enter the password your trainer gives you.</w:t>
+      </w:r>
+    </w:p>
+    <w:p>
+      <w:pPr>
+        <w:ind w:left="720"/>
+      </w:pPr>
+      <w:r>
+        <w:rPr>
+          <w:b/>
+          <w:i/>
+          <w:color w:val="B4760B"/>
+          <w:sz w:val="19"/>
+        </w:rPr>
+        <w:t xml:space="preserve">Why this step: </w:t>
+      </w:r>
+      <w:r>
+        <w:rPr>
+          <w:i/>
+          <w:color w:val="555B66"/>
+          <w:sz w:val="19"/>
+        </w:rPr>
+        <w:t>Do not change it — the account is reused for later classes.</w:t>
+      </w:r>
+    </w:p>
+    <w:p>
+      <w:pPr>
+        <w:pStyle w:val="ListNumber"/>
+      </w:pPr>
+      <w:r>
+        <w:t>Open your instance from the dashboard.</w:t>
+      </w:r>
+    </w:p>
+    <w:p>
+      <w:pPr>
+        <w:pStyle w:val="ListNumber"/>
+      </w:pPr>
+      <w:r>
+        <w:t>You land in n8n. Open Assistant or Overview to start building.</w:t>
+      </w:r>
+    </w:p>
+    <w:p>
+      <w:r>
+        <w:rPr>
+          <w:b/>
+          <w:color w:val="1F6FEB"/>
+          <w:sz w:val="22"/>
+        </w:rPr>
         <w:t>Claim your free AI credits</w:t>
       </w:r>
     </w:p>
@@ -4594,7 +4671,7 @@
     </w:p>
     <w:p>
       <w:r>
-        <w:t>Deck reference: Slides 64–67.</w:t>
+        <w:t>Deck reference: Slides 65–68.</w:t>
       </w:r>
     </w:p>
     <w:p>
@@ -5395,7 +5472,7 @@
     </w:p>
     <w:p>
       <w:r>
-        <w:t>Deck reference: Slides 68–70.</w:t>
+        <w:t>Deck reference: Slides 69–71.</w:t>
       </w:r>
     </w:p>
     <w:p>
@@ -6239,7 +6316,7 @@
     </w:p>
     <w:p>
       <w:r>
-        <w:t>Agentic workflows · Chatbots on webhooks · Approval gates · Accountability   (Deck reference: Slides 72–83.)</w:t>
+        <w:t>Agentic workflows · Chatbots on webhooks · Approval gates · Accountability   (Deck reference: Slides 73–84.)</w:t>
       </w:r>
     </w:p>
     <w:p>
@@ -6407,7 +6484,7 @@
     </w:p>
     <w:p>
       <w:r>
-        <w:t>Deck reference: Slides 77–79.</w:t>
+        <w:t>Deck reference: Slides 78–80.</w:t>
       </w:r>
     </w:p>
     <w:p>
@@ -7205,7 +7282,7 @@
     </w:p>
     <w:p>
       <w:r>
-        <w:t>Deck reference: Slides 80–82.</w:t>
+        <w:t>Deck reference: Slides 81–83.</w:t>
       </w:r>
     </w:p>
     <w:p>
@@ -8119,7 +8196,7 @@
     </w:p>
     <w:p>
       <w:r>
-        <w:t>Tokenization · Embeddings · Vector stores · Grounded answers   (Deck reference: Slides 84–96.)</w:t>
+        <w:t>Tokenization · Embeddings · Vector stores · Grounded answers   (Deck reference: Slides 85–97.)</w:t>
       </w:r>
     </w:p>
     <w:p>
@@ -8401,7 +8478,7 @@
     </w:p>
     <w:p>
       <w:r>
-        <w:t>Deck reference: Slides 93–96.</w:t>
+        <w:t>Deck reference: Slides 94–97.</w:t>
       </w:r>
     </w:p>
     <w:p>

--- a/courseware/LG-Agentic AI for Business Process Automation.docx
+++ b/courseware/LG-Agentic AI for Business Process Automation.docx
@@ -2060,7 +2060,7 @@
     </w:p>
     <w:p>
       <w:r>
-        <w:t>Deck reference: Slides 20–34.</w:t>
+        <w:t>Deck reference: Slides 20–36.</w:t>
       </w:r>
     </w:p>
     <w:p>
@@ -4373,7 +4373,7 @@
         <w:t xml:space="preserve">What is n8n — </w:t>
       </w:r>
       <w:r>
-        <w:t>n8n is a fair-code workflow automation platform. You drag nodes onto a visual canvas and wire them together to move data between more than 400 applications, with little or no code. Every node shows its input and output as JSON, so you can see exactly what is flowing through. Workflows are plain JSON files you can export, version and share.</w:t>
+        <w:t>n8n is a fair-code, workflow-first agentic AI platform: the workflow owns the path, and AI and AI Agent nodes sit inside it. You drag nodes onto a visual canvas and wire them together to move data between more than 400 applications, with little or no code. Every node shows its input and output as JSON, so you can see exactly what is flowing through. Workflows are plain JSON files you can export, version and share.</w:t>
       </w:r>
     </w:p>
     <w:p>

--- a/courseware/LG-Agentic AI for Business Process Automation.docx
+++ b/courseware/LG-Agentic AI for Business Process Automation.docx
@@ -3769,7 +3769,7 @@
           <w:color w:val="1F6FEB"/>
           <w:sz w:val="22"/>
         </w:rPr>
-        <w:t>Why workflow first is more secure</w:t>
+        <w:t>Workflow first vs agent first — AI security</w:t>
       </w:r>
     </w:p>
     <w:p>
